--- a/rapports/2026-06-06/EQ26/EQ26_sup_v2/DR_091201010013/30-74-85-04.docx
+++ b/rapports/2026-06-06/EQ26/EQ26_sup_v2/DR_091201010013/30-74-85-04.docx
@@ -297,7 +297,7 @@
           <w:color w:val="1F6FEB"/>
           <w:sz w:val="22"/>
         </w:rPr>
-        <w:t>⚠ INCOHÉRENCES À CORRIGER (148)</w:t>
+        <w:t>⚠ INCOHÉRENCES À CORRIGER (139)</w:t>
       </w:r>
     </w:p>
     <w:tbl>
@@ -755,7 +755,7 @@
                 <w:i w:val="0"/>
                 <w:sz w:val="17"/>
               </w:rPr>
-              <w:t>Incoherence! KHADY NGOM a declaré que la catégorie socioprofessionnelle de sa mère est Travailleur familial contribuant à une entreprise familiale alors que la mère elle-même declare comme catégorie socioprofessionnelle Travailleur pour compte propre au niveau de la section 4b.</w:t>
+              <w:t>Incoherence! ADAMA NGOM a declaré que la catégorie socioprofessionnelle de sa mère est Travailleur familial contribuant à une entreprise familiale alors que la mère elle-même declare comme catégorie socioprofessionnelle Travailleur pour compte propre au niveau de la section 4b.</w:t>
             </w:r>
           </w:p>
         </w:tc>
@@ -845,7 +845,7 @@
                 <w:i w:val="0"/>
                 <w:sz w:val="17"/>
               </w:rPr>
-              <w:t>Incoherence! PAPE NGOM a declaré que la catégorie socioprofessionnelle de sa mère est Travailleur familial contribuant à une entreprise familiale alors que la mère elle-même declare comme catégorie socioprofessionnelle Travailleur pour compte propre au niveau de la section 4b.</w:t>
+              <w:t>Incoherence! KARIM NGOM a declaré que la catégorie socioprofessionnelle de sa mère est Travailleur familial contribuant à une entreprise familiale alors que la mère elle-même declare comme catégorie socioprofessionnelle Travailleur pour compte propre au niveau de la section 4b.</w:t>
             </w:r>
           </w:p>
         </w:tc>
@@ -935,7 +935,7 @@
                 <w:i w:val="0"/>
                 <w:sz w:val="17"/>
               </w:rPr>
-              <w:t>Incoherence! ADAMA NGOM a declaré que la catégorie socioprofessionnelle de sa mère est Travailleur familial contribuant à une entreprise familiale alors que la mère elle-même declare comme catégorie socioprofessionnelle Travailleur pour compte propre au niveau de la section 4b.</w:t>
+              <w:t>Incoherence! KHADY NGOM a declaré que la catégorie socioprofessionnelle de sa mère est Travailleur familial contribuant à une entreprise familiale alors que la mère elle-même declare comme catégorie socioprofessionnelle Travailleur pour compte propre au niveau de la section 4b.</w:t>
             </w:r>
           </w:p>
         </w:tc>
@@ -1025,7 +1025,7 @@
                 <w:i w:val="0"/>
                 <w:sz w:val="17"/>
               </w:rPr>
-              <w:t>Incoherence! KARIM NGOM a declaré que la catégorie socioprofessionnelle de sa mère est Travailleur familial contribuant à une entreprise familiale alors que la mère elle-même declare comme catégorie socioprofessionnelle Travailleur pour compte propre au niveau de la section 4b.</w:t>
+              <w:t>Incoherence! PAPE NGOM a declaré que la catégorie socioprofessionnelle de sa mère est Travailleur familial contribuant à une entreprise familiale alors que la mère elle-même declare comme catégorie socioprofessionnelle Travailleur pour compte propre au niveau de la section 4b.</w:t>
             </w:r>
           </w:p>
         </w:tc>
@@ -1205,7 +1205,7 @@
                 <w:i w:val="0"/>
                 <w:sz w:val="17"/>
               </w:rPr>
-              <w:t>Incohérence!!! seulement les écoles privées paient les frais de scolarité (y compris les frais d'inscription).</w:t>
+              <w:t>Incoherent!!! SEYNABOU NGONE NGOM n'a pas fréquenté l'école au cours de l'année scolaire 2024/2025 mais a déclaré 2025 comme dernière année à laquelle il/elle a fréquenté l'école.</w:t>
             </w:r>
           </w:p>
         </w:tc>
@@ -1508,6 +1508,1176 @@
                 <w:i w:val="0"/>
                 <w:sz w:val="16"/>
               </w:rPr>
+              <w:t>S04</w:t>
+              <w:br/>
+            </w:r>
+            <w:r>
+              <w:rPr>
+                <w:b w:val="0"/>
+                <w:i w:val="0"/>
+                <w:color w:val="64748B"/>
+                <w:sz w:val="14"/>
+              </w:rPr>
+              <w:t>Emploi</w:t>
+            </w:r>
+          </w:p>
+        </w:tc>
+        <w:tc>
+          <w:tcPr>
+            <w:tcW w:type="dxa" w:w="1531"/>
+          </w:tcPr>
+          <w:p>
+            <w:r>
+              <w:rPr>
+                <w:b/>
+                <w:i w:val="0"/>
+                <w:color w:val="16A34A"/>
+                <w:sz w:val="16"/>
+              </w:rPr>
+              <w:t>s01q07, s01q08, s02q20, s02q22, s03q07, s02q29, s04q19, s13q02</w:t>
+            </w:r>
+          </w:p>
+        </w:tc>
+        <w:tc>
+          <w:tcPr>
+            <w:tcW w:type="dxa" w:w="1191"/>
+          </w:tcPr>
+          <w:p>
+            <w:r>
+              <w:rPr>
+                <w:b w:val="0"/>
+                <w:i w:val="0"/>
+                <w:color w:val="64748B"/>
+                <w:sz w:val="16"/>
+              </w:rPr>
+              <w:t>GT-CQ</w:t>
+            </w:r>
+          </w:p>
+        </w:tc>
+        <w:tc>
+          <w:tcPr>
+            <w:tcW w:type="dxa" w:w="4706"/>
+          </w:tcPr>
+          <w:p>
+            <w:r>
+              <w:rPr>
+                <w:b w:val="0"/>
+                <w:i w:val="0"/>
+                <w:sz w:val="17"/>
+              </w:rPr>
+              <w:t>Incoherent! AMY NDEB NDIAYE Perçoit une bourse/Transfert en 4.19 mais AMY NDEB NDIAYE ne perçoit pas une bourse à la section 2.29 ou des transferts monétaires à la section 13, prière de corriger.</w:t>
+            </w:r>
+          </w:p>
+        </w:tc>
+      </w:tr>
+      <w:tr>
+        <w:tc>
+          <w:tcPr>
+            <w:tcW w:type="dxa" w:w="964"/>
+          </w:tcPr>
+          <w:p>
+            <w:r>
+              <w:rPr>
+                <w:b/>
+                <w:i w:val="0"/>
+                <w:color w:val="DC2626"/>
+                <w:sz w:val="16"/>
+              </w:rPr>
+              <w:t>Haute</w:t>
+            </w:r>
+          </w:p>
+        </w:tc>
+        <w:tc>
+          <w:tcPr>
+            <w:tcW w:type="dxa" w:w="1247"/>
+          </w:tcPr>
+          <w:p>
+            <w:r>
+              <w:rPr>
+                <w:b/>
+                <w:i w:val="0"/>
+                <w:sz w:val="16"/>
+              </w:rPr>
+              <w:t>S04</w:t>
+              <w:br/>
+            </w:r>
+            <w:r>
+              <w:rPr>
+                <w:b w:val="0"/>
+                <w:i w:val="0"/>
+                <w:color w:val="64748B"/>
+                <w:sz w:val="14"/>
+              </w:rPr>
+              <w:t>Emploi</w:t>
+            </w:r>
+          </w:p>
+        </w:tc>
+        <w:tc>
+          <w:tcPr>
+            <w:tcW w:type="dxa" w:w="1531"/>
+          </w:tcPr>
+          <w:p>
+            <w:r>
+              <w:rPr>
+                <w:b/>
+                <w:i w:val="0"/>
+                <w:color w:val="16A34A"/>
+                <w:sz w:val="16"/>
+              </w:rPr>
+              <w:t>s03q10__10, s04q18, s04q51, s04q51_unite, s04q39, s04q43, s04q44, s04q63</w:t>
+            </w:r>
+          </w:p>
+        </w:tc>
+        <w:tc>
+          <w:tcPr>
+            <w:tcW w:type="dxa" w:w="1191"/>
+          </w:tcPr>
+          <w:p>
+            <w:r>
+              <w:rPr>
+                <w:b w:val="0"/>
+                <w:i w:val="0"/>
+                <w:color w:val="64748B"/>
+                <w:sz w:val="16"/>
+              </w:rPr>
+              <w:t>GT-CQ</w:t>
+            </w:r>
+          </w:p>
+        </w:tc>
+        <w:tc>
+          <w:tcPr>
+            <w:tcW w:type="dxa" w:w="4706"/>
+          </w:tcPr>
+          <w:p>
+            <w:r>
+              <w:rPr>
+                <w:b w:val="0"/>
+                <w:i w:val="0"/>
+                <w:sz w:val="17"/>
+              </w:rPr>
+              <w:t>Incoherence!!! les informations de AMY MAGUETTE NGOM sur le nombre de mois, jours et heures de son emploi principal et secondaire sont identiques, veuillez corriger ou confirmer aupres du QG.</w:t>
+            </w:r>
+          </w:p>
+        </w:tc>
+      </w:tr>
+      <w:tr>
+        <w:tc>
+          <w:tcPr>
+            <w:tcW w:type="dxa" w:w="964"/>
+          </w:tcPr>
+          <w:p>
+            <w:r>
+              <w:rPr>
+                <w:b/>
+                <w:i w:val="0"/>
+                <w:color w:val="DC2626"/>
+                <w:sz w:val="16"/>
+              </w:rPr>
+              <w:t>Haute</w:t>
+            </w:r>
+          </w:p>
+        </w:tc>
+        <w:tc>
+          <w:tcPr>
+            <w:tcW w:type="dxa" w:w="1247"/>
+          </w:tcPr>
+          <w:p>
+            <w:r>
+              <w:rPr>
+                <w:b/>
+                <w:i w:val="0"/>
+                <w:sz w:val="16"/>
+              </w:rPr>
+              <w:t>S16</w:t>
+              <w:br/>
+            </w:r>
+            <w:r>
+              <w:rPr>
+                <w:b w:val="0"/>
+                <w:i w:val="0"/>
+                <w:color w:val="64748B"/>
+                <w:sz w:val="14"/>
+              </w:rPr>
+              <w:t>Agriculture</w:t>
+            </w:r>
+          </w:p>
+        </w:tc>
+        <w:tc>
+          <w:tcPr>
+            <w:tcW w:type="dxa" w:w="1531"/>
+          </w:tcPr>
+          <w:p>
+            <w:r>
+              <w:rPr>
+                <w:b/>
+                <w:i w:val="0"/>
+                <w:color w:val="16A34A"/>
+                <w:sz w:val="16"/>
+              </w:rPr>
+              <w:t>s16dq05a, s16dq05c</w:t>
+            </w:r>
+          </w:p>
+        </w:tc>
+        <w:tc>
+          <w:tcPr>
+            <w:tcW w:type="dxa" w:w="1191"/>
+          </w:tcPr>
+          <w:p>
+            <w:r>
+              <w:rPr>
+                <w:b w:val="0"/>
+                <w:i w:val="0"/>
+                <w:color w:val="64748B"/>
+                <w:sz w:val="16"/>
+              </w:rPr>
+              <w:t>GT-CQ</w:t>
+            </w:r>
+          </w:p>
+        </w:tc>
+        <w:tc>
+          <w:tcPr>
+            <w:tcW w:type="dxa" w:w="4706"/>
+          </w:tcPr>
+          <w:p>
+            <w:r>
+              <w:rPr>
+                <w:b w:val="0"/>
+                <w:i w:val="0"/>
+                <w:sz w:val="17"/>
+              </w:rPr>
+              <w:t>La quantité de s16dq05a estimée en Kg est incohérente avec la prise dans la question s16dq05c, prière de bien estimer et mettre la valeur exacte.</w:t>
+            </w:r>
+          </w:p>
+        </w:tc>
+      </w:tr>
+      <w:tr>
+        <w:tc>
+          <w:tcPr>
+            <w:tcW w:type="dxa" w:w="964"/>
+          </w:tcPr>
+          <w:p>
+            <w:r>
+              <w:rPr>
+                <w:b/>
+                <w:i w:val="0"/>
+                <w:color w:val="DC2626"/>
+                <w:sz w:val="16"/>
+              </w:rPr>
+              <w:t>Haute</w:t>
+            </w:r>
+          </w:p>
+        </w:tc>
+        <w:tc>
+          <w:tcPr>
+            <w:tcW w:type="dxa" w:w="1247"/>
+          </w:tcPr>
+          <w:p>
+            <w:r>
+              <w:rPr>
+                <w:b/>
+                <w:i w:val="0"/>
+                <w:sz w:val="16"/>
+              </w:rPr>
+              <w:t>S16</w:t>
+              <w:br/>
+            </w:r>
+            <w:r>
+              <w:rPr>
+                <w:b w:val="0"/>
+                <w:i w:val="0"/>
+                <w:color w:val="64748B"/>
+                <w:sz w:val="14"/>
+              </w:rPr>
+              <w:t>Agriculture</w:t>
+            </w:r>
+          </w:p>
+        </w:tc>
+        <w:tc>
+          <w:tcPr>
+            <w:tcW w:type="dxa" w:w="1531"/>
+          </w:tcPr>
+          <w:p>
+            <w:r>
+              <w:rPr>
+                <w:b/>
+                <w:i w:val="0"/>
+                <w:color w:val="16A34A"/>
+                <w:sz w:val="16"/>
+              </w:rPr>
+              <w:t>s00q07a, s00q08, s00q10, s00q13_0, s00q15_0, s00q17_0, s00q23a, s00q23b</w:t>
+            </w:r>
+          </w:p>
+        </w:tc>
+        <w:tc>
+          <w:tcPr>
+            <w:tcW w:type="dxa" w:w="1191"/>
+          </w:tcPr>
+          <w:p>
+            <w:r>
+              <w:rPr>
+                <w:b w:val="0"/>
+                <w:i w:val="0"/>
+                <w:color w:val="64748B"/>
+                <w:sz w:val="16"/>
+              </w:rPr>
+              <w:t>GT-CQ</w:t>
+            </w:r>
+          </w:p>
+        </w:tc>
+        <w:tc>
+          <w:tcPr>
+            <w:tcW w:type="dxa" w:w="4706"/>
+          </w:tcPr>
+          <w:p>
+            <w:r>
+              <w:rPr>
+                <w:b w:val="0"/>
+                <w:i w:val="0"/>
+                <w:sz w:val="17"/>
+              </w:rPr>
+              <w:t>La somme des quantités consommées (0 kg), des quantités offertes (1 kg),  des quantités vendus (0 kg) et des quantités en stock (450 kg) depasse la quantité totale (2 kg) que le ménage a eu après la recolte de Mil , prière de corriger cette incoherence.</w:t>
+            </w:r>
+          </w:p>
+        </w:tc>
+      </w:tr>
+      <w:tr>
+        <w:tc>
+          <w:tcPr>
+            <w:tcW w:type="dxa" w:w="964"/>
+          </w:tcPr>
+          <w:p>
+            <w:r>
+              <w:rPr>
+                <w:b/>
+                <w:i w:val="0"/>
+                <w:color w:val="DC2626"/>
+                <w:sz w:val="16"/>
+              </w:rPr>
+              <w:t>Haute</w:t>
+            </w:r>
+          </w:p>
+        </w:tc>
+        <w:tc>
+          <w:tcPr>
+            <w:tcW w:type="dxa" w:w="1247"/>
+          </w:tcPr>
+          <w:p>
+            <w:r>
+              <w:rPr>
+                <w:b/>
+                <w:i w:val="0"/>
+                <w:sz w:val="16"/>
+              </w:rPr>
+              <w:t>S16</w:t>
+              <w:br/>
+            </w:r>
+            <w:r>
+              <w:rPr>
+                <w:b w:val="0"/>
+                <w:i w:val="0"/>
+                <w:color w:val="64748B"/>
+                <w:sz w:val="14"/>
+              </w:rPr>
+              <w:t>Agriculture</w:t>
+            </w:r>
+          </w:p>
+        </w:tc>
+        <w:tc>
+          <w:tcPr>
+            <w:tcW w:type="dxa" w:w="1531"/>
+          </w:tcPr>
+          <w:p>
+            <w:r>
+              <w:rPr>
+                <w:b/>
+                <w:i w:val="0"/>
+                <w:color w:val="16A34A"/>
+                <w:sz w:val="16"/>
+              </w:rPr>
+              <w:t>s00q07a, s00q08, s00q10, s00q13_0, s00q15_0, s00q17_0, s00q23a, s00q23b</w:t>
+            </w:r>
+          </w:p>
+        </w:tc>
+        <w:tc>
+          <w:tcPr>
+            <w:tcW w:type="dxa" w:w="1191"/>
+          </w:tcPr>
+          <w:p>
+            <w:r>
+              <w:rPr>
+                <w:b w:val="0"/>
+                <w:i w:val="0"/>
+                <w:color w:val="64748B"/>
+                <w:sz w:val="16"/>
+              </w:rPr>
+              <w:t>GT-CQ</w:t>
+            </w:r>
+          </w:p>
+        </w:tc>
+        <w:tc>
+          <w:tcPr>
+            <w:tcW w:type="dxa" w:w="4706"/>
+          </w:tcPr>
+          <w:p>
+            <w:r>
+              <w:rPr>
+                <w:b w:val="0"/>
+                <w:i w:val="0"/>
+                <w:sz w:val="17"/>
+              </w:rPr>
+              <w:t>La somme des quantités consommées (50 kg), des quantités offertes (100 kg),  des quantités vendus (200 kg) et des quantités en stock (450 kg) depasse la quantité totale (1 kg) que le ménage a eu après la recolte de Arachide , prière de corriger cette incoherence.</w:t>
+            </w:r>
+          </w:p>
+        </w:tc>
+      </w:tr>
+      <w:tr>
+        <w:tc>
+          <w:tcPr>
+            <w:tcW w:type="dxa" w:w="964"/>
+          </w:tcPr>
+          <w:p>
+            <w:r>
+              <w:rPr>
+                <w:b/>
+                <w:i w:val="0"/>
+                <w:color w:val="DC2626"/>
+                <w:sz w:val="16"/>
+              </w:rPr>
+              <w:t>Haute</w:t>
+            </w:r>
+          </w:p>
+        </w:tc>
+        <w:tc>
+          <w:tcPr>
+            <w:tcW w:type="dxa" w:w="1247"/>
+          </w:tcPr>
+          <w:p>
+            <w:r>
+              <w:rPr>
+                <w:b/>
+                <w:i w:val="0"/>
+                <w:sz w:val="16"/>
+              </w:rPr>
+              <w:t>S20</w:t>
+              <w:br/>
+            </w:r>
+            <w:r>
+              <w:rPr>
+                <w:b w:val="0"/>
+                <w:i w:val="0"/>
+                <w:color w:val="64748B"/>
+                <w:sz w:val="14"/>
+              </w:rPr>
+              <w:t>Gouvernance / autres</w:t>
+            </w:r>
+          </w:p>
+        </w:tc>
+        <w:tc>
+          <w:tcPr>
+            <w:tcW w:type="dxa" w:w="1531"/>
+          </w:tcPr>
+          <w:p>
+            <w:r>
+              <w:rPr>
+                <w:b/>
+                <w:i w:val="0"/>
+                <w:color w:val="16A34A"/>
+                <w:sz w:val="16"/>
+              </w:rPr>
+              <w:t>—</w:t>
+            </w:r>
+          </w:p>
+        </w:tc>
+        <w:tc>
+          <w:tcPr>
+            <w:tcW w:type="dxa" w:w="1191"/>
+          </w:tcPr>
+          <w:p>
+            <w:r>
+              <w:rPr>
+                <w:b w:val="0"/>
+                <w:i w:val="0"/>
+                <w:color w:val="64748B"/>
+                <w:sz w:val="16"/>
+              </w:rPr>
+              <w:t>GT-CQ</w:t>
+            </w:r>
+          </w:p>
+        </w:tc>
+        <w:tc>
+          <w:tcPr>
+            <w:tcW w:type="dxa" w:w="4706"/>
+          </w:tcPr>
+          <w:p>
+            <w:r>
+              <w:rPr>
+                <w:b w:val="0"/>
+                <w:i w:val="0"/>
+                <w:sz w:val="17"/>
+              </w:rPr>
+              <w:t>Incohérence détectée ! Le ménage a précédemment déclaré vivre « Bien » ou « Assez bien » selon son revenu en 20A.02.</w:t>
+            </w:r>
+          </w:p>
+        </w:tc>
+      </w:tr>
+      <w:tr>
+        <w:tc>
+          <w:tcPr>
+            <w:tcW w:type="dxa" w:w="964"/>
+          </w:tcPr>
+          <w:p>
+            <w:r>
+              <w:rPr>
+                <w:b/>
+                <w:i w:val="0"/>
+                <w:color w:val="EA580C"/>
+                <w:sz w:val="16"/>
+              </w:rPr>
+              <w:t>Moyenne</w:t>
+            </w:r>
+          </w:p>
+        </w:tc>
+        <w:tc>
+          <w:tcPr>
+            <w:tcW w:type="dxa" w:w="1247"/>
+          </w:tcPr>
+          <w:p>
+            <w:r>
+              <w:rPr>
+                <w:b/>
+                <w:i w:val="0"/>
+                <w:sz w:val="16"/>
+              </w:rPr>
+              <w:t>S00</w:t>
+              <w:br/>
+            </w:r>
+            <w:r>
+              <w:rPr>
+                <w:b w:val="0"/>
+                <w:i w:val="0"/>
+                <w:color w:val="64748B"/>
+                <w:sz w:val="14"/>
+              </w:rPr>
+              <w:t>Identification</w:t>
+            </w:r>
+          </w:p>
+        </w:tc>
+        <w:tc>
+          <w:tcPr>
+            <w:tcW w:type="dxa" w:w="1531"/>
+          </w:tcPr>
+          <w:p>
+            <w:r>
+              <w:rPr>
+                <w:b/>
+                <w:i w:val="0"/>
+                <w:color w:val="16A34A"/>
+                <w:sz w:val="16"/>
+              </w:rPr>
+              <w:t>s00q27</w:t>
+            </w:r>
+          </w:p>
+        </w:tc>
+        <w:tc>
+          <w:tcPr>
+            <w:tcW w:type="dxa" w:w="1191"/>
+          </w:tcPr>
+          <w:p>
+            <w:r>
+              <w:rPr>
+                <w:b w:val="0"/>
+                <w:i w:val="0"/>
+                <w:color w:val="64748B"/>
+                <w:sz w:val="16"/>
+              </w:rPr>
+              <w:t>GT-CQ</w:t>
+            </w:r>
+          </w:p>
+        </w:tc>
+        <w:tc>
+          <w:tcPr>
+            <w:tcW w:type="dxa" w:w="4706"/>
+          </w:tcPr>
+          <w:p>
+            <w:r>
+              <w:rPr>
+                <w:b w:val="0"/>
+                <w:i w:val="0"/>
+                <w:sz w:val="17"/>
+              </w:rPr>
+              <w:t>Le questionnaire semble ne pas être complètement fini mais le questionnaire est en statut complet, prière de compléter le questionnaire.</w:t>
+            </w:r>
+          </w:p>
+        </w:tc>
+      </w:tr>
+      <w:tr>
+        <w:tc>
+          <w:tcPr>
+            <w:tcW w:type="dxa" w:w="964"/>
+          </w:tcPr>
+          <w:p>
+            <w:r>
+              <w:rPr>
+                <w:b/>
+                <w:i w:val="0"/>
+                <w:color w:val="EA580C"/>
+                <w:sz w:val="16"/>
+              </w:rPr>
+              <w:t>Moyenne</w:t>
+            </w:r>
+          </w:p>
+        </w:tc>
+        <w:tc>
+          <w:tcPr>
+            <w:tcW w:type="dxa" w:w="1247"/>
+          </w:tcPr>
+          <w:p>
+            <w:r>
+              <w:rPr>
+                <w:b/>
+                <w:i w:val="0"/>
+                <w:sz w:val="16"/>
+              </w:rPr>
+              <w:t>S01</w:t>
+              <w:br/>
+            </w:r>
+            <w:r>
+              <w:rPr>
+                <w:b w:val="0"/>
+                <w:i w:val="0"/>
+                <w:color w:val="64748B"/>
+                <w:sz w:val="14"/>
+              </w:rPr>
+              <w:t>Démographie</w:t>
+            </w:r>
+          </w:p>
+        </w:tc>
+        <w:tc>
+          <w:tcPr>
+            <w:tcW w:type="dxa" w:w="1531"/>
+          </w:tcPr>
+          <w:p>
+            <w:r>
+              <w:rPr>
+                <w:b/>
+                <w:i w:val="0"/>
+                <w:color w:val="16A34A"/>
+                <w:sz w:val="16"/>
+              </w:rPr>
+              <w:t>—</w:t>
+            </w:r>
+          </w:p>
+        </w:tc>
+        <w:tc>
+          <w:tcPr>
+            <w:tcW w:type="dxa" w:w="1191"/>
+          </w:tcPr>
+          <w:p>
+            <w:r>
+              <w:rPr>
+                <w:b w:val="0"/>
+                <w:i w:val="0"/>
+                <w:color w:val="64748B"/>
+                <w:sz w:val="16"/>
+              </w:rPr>
+              <w:t>GT-CQ</w:t>
+            </w:r>
+          </w:p>
+        </w:tc>
+        <w:tc>
+          <w:tcPr>
+            <w:tcW w:type="dxa" w:w="4706"/>
+          </w:tcPr>
+          <w:p>
+            <w:r>
+              <w:rPr>
+                <w:b w:val="0"/>
+                <w:i w:val="0"/>
+                <w:sz w:val="17"/>
+              </w:rPr>
+              <w:t>Prière de verifier l'information donnée par ADAMA NGOM ou corriger au niveau de la section 1.</w:t>
+            </w:r>
+          </w:p>
+        </w:tc>
+      </w:tr>
+      <w:tr>
+        <w:tc>
+          <w:tcPr>
+            <w:tcW w:type="dxa" w:w="964"/>
+          </w:tcPr>
+          <w:p>
+            <w:r>
+              <w:rPr>
+                <w:b/>
+                <w:i w:val="0"/>
+                <w:color w:val="EA580C"/>
+                <w:sz w:val="16"/>
+              </w:rPr>
+              <w:t>Moyenne</w:t>
+            </w:r>
+          </w:p>
+        </w:tc>
+        <w:tc>
+          <w:tcPr>
+            <w:tcW w:type="dxa" w:w="1247"/>
+          </w:tcPr>
+          <w:p>
+            <w:r>
+              <w:rPr>
+                <w:b/>
+                <w:i w:val="0"/>
+                <w:sz w:val="16"/>
+              </w:rPr>
+              <w:t>S01</w:t>
+              <w:br/>
+            </w:r>
+            <w:r>
+              <w:rPr>
+                <w:b w:val="0"/>
+                <w:i w:val="0"/>
+                <w:color w:val="64748B"/>
+                <w:sz w:val="14"/>
+              </w:rPr>
+              <w:t>Démographie</w:t>
+            </w:r>
+          </w:p>
+        </w:tc>
+        <w:tc>
+          <w:tcPr>
+            <w:tcW w:type="dxa" w:w="1531"/>
+          </w:tcPr>
+          <w:p>
+            <w:r>
+              <w:rPr>
+                <w:b/>
+                <w:i w:val="0"/>
+                <w:color w:val="16A34A"/>
+                <w:sz w:val="16"/>
+              </w:rPr>
+              <w:t>—</w:t>
+            </w:r>
+          </w:p>
+        </w:tc>
+        <w:tc>
+          <w:tcPr>
+            <w:tcW w:type="dxa" w:w="1191"/>
+          </w:tcPr>
+          <w:p>
+            <w:r>
+              <w:rPr>
+                <w:b w:val="0"/>
+                <w:i w:val="0"/>
+                <w:color w:val="64748B"/>
+                <w:sz w:val="16"/>
+              </w:rPr>
+              <w:t>GT-CQ</w:t>
+            </w:r>
+          </w:p>
+        </w:tc>
+        <w:tc>
+          <w:tcPr>
+            <w:tcW w:type="dxa" w:w="4706"/>
+          </w:tcPr>
+          <w:p>
+            <w:r>
+              <w:rPr>
+                <w:b w:val="0"/>
+                <w:i w:val="0"/>
+                <w:sz w:val="17"/>
+              </w:rPr>
+              <w:t>Prière de verifier l'information donnée par KARIM NGOM ou corriger au niveau de la section 1.</w:t>
+            </w:r>
+          </w:p>
+        </w:tc>
+      </w:tr>
+      <w:tr>
+        <w:tc>
+          <w:tcPr>
+            <w:tcW w:type="dxa" w:w="964"/>
+          </w:tcPr>
+          <w:p>
+            <w:r>
+              <w:rPr>
+                <w:b/>
+                <w:i w:val="0"/>
+                <w:color w:val="EA580C"/>
+                <w:sz w:val="16"/>
+              </w:rPr>
+              <w:t>Moyenne</w:t>
+            </w:r>
+          </w:p>
+        </w:tc>
+        <w:tc>
+          <w:tcPr>
+            <w:tcW w:type="dxa" w:w="1247"/>
+          </w:tcPr>
+          <w:p>
+            <w:r>
+              <w:rPr>
+                <w:b/>
+                <w:i w:val="0"/>
+                <w:sz w:val="16"/>
+              </w:rPr>
+              <w:t>S01</w:t>
+              <w:br/>
+            </w:r>
+            <w:r>
+              <w:rPr>
+                <w:b w:val="0"/>
+                <w:i w:val="0"/>
+                <w:color w:val="64748B"/>
+                <w:sz w:val="14"/>
+              </w:rPr>
+              <w:t>Démographie</w:t>
+            </w:r>
+          </w:p>
+        </w:tc>
+        <w:tc>
+          <w:tcPr>
+            <w:tcW w:type="dxa" w:w="1531"/>
+          </w:tcPr>
+          <w:p>
+            <w:r>
+              <w:rPr>
+                <w:b/>
+                <w:i w:val="0"/>
+                <w:color w:val="16A34A"/>
+                <w:sz w:val="16"/>
+              </w:rPr>
+              <w:t>—</w:t>
+            </w:r>
+          </w:p>
+        </w:tc>
+        <w:tc>
+          <w:tcPr>
+            <w:tcW w:type="dxa" w:w="1191"/>
+          </w:tcPr>
+          <w:p>
+            <w:r>
+              <w:rPr>
+                <w:b w:val="0"/>
+                <w:i w:val="0"/>
+                <w:color w:val="64748B"/>
+                <w:sz w:val="16"/>
+              </w:rPr>
+              <w:t>GT-CQ</w:t>
+            </w:r>
+          </w:p>
+        </w:tc>
+        <w:tc>
+          <w:tcPr>
+            <w:tcW w:type="dxa" w:w="4706"/>
+          </w:tcPr>
+          <w:p>
+            <w:r>
+              <w:rPr>
+                <w:b w:val="0"/>
+                <w:i w:val="0"/>
+                <w:sz w:val="17"/>
+              </w:rPr>
+              <w:t>Prière de verifier l'information donnée par KHADY NGOM ou corriger au niveau de la section 1.</w:t>
+            </w:r>
+          </w:p>
+        </w:tc>
+      </w:tr>
+      <w:tr>
+        <w:tc>
+          <w:tcPr>
+            <w:tcW w:type="dxa" w:w="964"/>
+          </w:tcPr>
+          <w:p>
+            <w:r>
+              <w:rPr>
+                <w:b/>
+                <w:i w:val="0"/>
+                <w:color w:val="EA580C"/>
+                <w:sz w:val="16"/>
+              </w:rPr>
+              <w:t>Moyenne</w:t>
+            </w:r>
+          </w:p>
+        </w:tc>
+        <w:tc>
+          <w:tcPr>
+            <w:tcW w:type="dxa" w:w="1247"/>
+          </w:tcPr>
+          <w:p>
+            <w:r>
+              <w:rPr>
+                <w:b/>
+                <w:i w:val="0"/>
+                <w:sz w:val="16"/>
+              </w:rPr>
+              <w:t>S01</w:t>
+              <w:br/>
+            </w:r>
+            <w:r>
+              <w:rPr>
+                <w:b w:val="0"/>
+                <w:i w:val="0"/>
+                <w:color w:val="64748B"/>
+                <w:sz w:val="14"/>
+              </w:rPr>
+              <w:t>Démographie</w:t>
+            </w:r>
+          </w:p>
+        </w:tc>
+        <w:tc>
+          <w:tcPr>
+            <w:tcW w:type="dxa" w:w="1531"/>
+          </w:tcPr>
+          <w:p>
+            <w:r>
+              <w:rPr>
+                <w:b/>
+                <w:i w:val="0"/>
+                <w:color w:val="16A34A"/>
+                <w:sz w:val="16"/>
+              </w:rPr>
+              <w:t>—</w:t>
+            </w:r>
+          </w:p>
+        </w:tc>
+        <w:tc>
+          <w:tcPr>
+            <w:tcW w:type="dxa" w:w="1191"/>
+          </w:tcPr>
+          <w:p>
+            <w:r>
+              <w:rPr>
+                <w:b w:val="0"/>
+                <w:i w:val="0"/>
+                <w:color w:val="64748B"/>
+                <w:sz w:val="16"/>
+              </w:rPr>
+              <w:t>GT-CQ</w:t>
+            </w:r>
+          </w:p>
+        </w:tc>
+        <w:tc>
+          <w:tcPr>
+            <w:tcW w:type="dxa" w:w="4706"/>
+          </w:tcPr>
+          <w:p>
+            <w:r>
+              <w:rPr>
+                <w:b w:val="0"/>
+                <w:i w:val="0"/>
+                <w:sz w:val="17"/>
+              </w:rPr>
+              <w:t>Prière de verifier l'information donnée par PAPE NGOM ou corriger au niveau de la section 1.</w:t>
+            </w:r>
+          </w:p>
+        </w:tc>
+      </w:tr>
+      <w:tr>
+        <w:tc>
+          <w:tcPr>
+            <w:tcW w:type="dxa" w:w="964"/>
+          </w:tcPr>
+          <w:p>
+            <w:r>
+              <w:rPr>
+                <w:b/>
+                <w:i w:val="0"/>
+                <w:color w:val="EA580C"/>
+                <w:sz w:val="16"/>
+              </w:rPr>
+              <w:t>Moyenne</w:t>
+            </w:r>
+          </w:p>
+        </w:tc>
+        <w:tc>
+          <w:tcPr>
+            <w:tcW w:type="dxa" w:w="1247"/>
+          </w:tcPr>
+          <w:p>
+            <w:r>
+              <w:rPr>
+                <w:b/>
+                <w:i w:val="0"/>
+                <w:sz w:val="16"/>
+              </w:rPr>
+              <w:t>S01</w:t>
+              <w:br/>
+            </w:r>
+            <w:r>
+              <w:rPr>
+                <w:b w:val="0"/>
+                <w:i w:val="0"/>
+                <w:color w:val="64748B"/>
+                <w:sz w:val="14"/>
+              </w:rPr>
+              <w:t>Démographie</w:t>
+            </w:r>
+          </w:p>
+        </w:tc>
+        <w:tc>
+          <w:tcPr>
+            <w:tcW w:type="dxa" w:w="1531"/>
+          </w:tcPr>
+          <w:p>
+            <w:r>
+              <w:rPr>
+                <w:b/>
+                <w:i w:val="0"/>
+                <w:color w:val="16A34A"/>
+                <w:sz w:val="16"/>
+              </w:rPr>
+              <w:t>—</w:t>
+            </w:r>
+          </w:p>
+        </w:tc>
+        <w:tc>
+          <w:tcPr>
+            <w:tcW w:type="dxa" w:w="1191"/>
+          </w:tcPr>
+          <w:p>
+            <w:r>
+              <w:rPr>
+                <w:b w:val="0"/>
+                <w:i w:val="0"/>
+                <w:color w:val="64748B"/>
+                <w:sz w:val="16"/>
+              </w:rPr>
+              <w:t>GT-CQ</w:t>
+            </w:r>
+          </w:p>
+        </w:tc>
+        <w:tc>
+          <w:tcPr>
+            <w:tcW w:type="dxa" w:w="4706"/>
+          </w:tcPr>
+          <w:p>
+            <w:r>
+              <w:rPr>
+                <w:b w:val="0"/>
+                <w:i w:val="0"/>
+                <w:sz w:val="17"/>
+              </w:rPr>
+              <w:t>Prière de verifier l'information donnée par SEYNABOU NGONE NGOM ou corriger au niveau de la section 1.</w:t>
+            </w:r>
+          </w:p>
+        </w:tc>
+      </w:tr>
+      <w:tr>
+        <w:tc>
+          <w:tcPr>
+            <w:tcW w:type="dxa" w:w="964"/>
+          </w:tcPr>
+          <w:p>
+            <w:r>
+              <w:rPr>
+                <w:b/>
+                <w:i w:val="0"/>
+                <w:color w:val="EA580C"/>
+                <w:sz w:val="16"/>
+              </w:rPr>
+              <w:t>Moyenne</w:t>
+            </w:r>
+          </w:p>
+        </w:tc>
+        <w:tc>
+          <w:tcPr>
+            <w:tcW w:type="dxa" w:w="1247"/>
+          </w:tcPr>
+          <w:p>
+            <w:r>
+              <w:rPr>
+                <w:b/>
+                <w:i w:val="0"/>
+                <w:sz w:val="16"/>
+              </w:rPr>
+              <w:t>S01</w:t>
+              <w:br/>
+            </w:r>
+            <w:r>
+              <w:rPr>
+                <w:b w:val="0"/>
+                <w:i w:val="0"/>
+                <w:color w:val="64748B"/>
+                <w:sz w:val="14"/>
+              </w:rPr>
+              <w:t>Démographie</w:t>
+            </w:r>
+          </w:p>
+        </w:tc>
+        <w:tc>
+          <w:tcPr>
+            <w:tcW w:type="dxa" w:w="1531"/>
+          </w:tcPr>
+          <w:p>
+            <w:r>
+              <w:rPr>
+                <w:b/>
+                <w:i w:val="0"/>
+                <w:color w:val="16A34A"/>
+                <w:sz w:val="16"/>
+              </w:rPr>
+              <w:t>s01q10_1</w:t>
+            </w:r>
+          </w:p>
+        </w:tc>
+        <w:tc>
+          <w:tcPr>
+            <w:tcW w:type="dxa" w:w="1191"/>
+          </w:tcPr>
+          <w:p>
+            <w:r>
+              <w:rPr>
+                <w:b w:val="0"/>
+                <w:i w:val="0"/>
+                <w:color w:val="64748B"/>
+                <w:sz w:val="16"/>
+              </w:rPr>
+              <w:t>GT-CQ</w:t>
+            </w:r>
+          </w:p>
+        </w:tc>
+        <w:tc>
+          <w:tcPr>
+            <w:tcW w:type="dxa" w:w="4706"/>
+          </w:tcPr>
+          <w:p>
+            <w:r>
+              <w:rPr>
+                <w:b w:val="0"/>
+                <w:i w:val="0"/>
+                <w:sz w:val="17"/>
+              </w:rPr>
+              <w:t>La taille du ménage lors de l'enquête principale (15) de ce ménage est inférieur à la taille du denombrement (18), prière de fournir des explications concrètes ou aller revisiter le ménage.</w:t>
+            </w:r>
+          </w:p>
+        </w:tc>
+      </w:tr>
+      <w:tr>
+        <w:tc>
+          <w:tcPr>
+            <w:tcW w:type="dxa" w:w="964"/>
+          </w:tcPr>
+          <w:p>
+            <w:r>
+              <w:rPr>
+                <w:b/>
+                <w:i w:val="0"/>
+                <w:color w:val="EA580C"/>
+                <w:sz w:val="16"/>
+              </w:rPr>
+              <w:t>Moyenne</w:t>
+            </w:r>
+          </w:p>
+        </w:tc>
+        <w:tc>
+          <w:tcPr>
+            <w:tcW w:type="dxa" w:w="1247"/>
+          </w:tcPr>
+          <w:p>
+            <w:r>
+              <w:rPr>
+                <w:b/>
+                <w:i w:val="0"/>
+                <w:sz w:val="16"/>
+              </w:rPr>
               <w:t>S02</w:t>
               <w:br/>
             </w:r>
@@ -1565,7 +2735,7 @@
                 <w:i w:val="0"/>
                 <w:sz w:val="17"/>
               </w:rPr>
-              <w:t>Incoherent!!! SEYNABOU NGONE NGOM n'a pas fréquenté l'école au cours de l'année scolaire 2024/2025 mais a déclaré 2025 comme dernière année à laquelle il/elle a fréquenté l'école.</w:t>
+              <w:t>Prière de régarder les questions 2.13 et 2.33 auprès de l'enquêté.</w:t>
             </w:r>
           </w:p>
         </w:tc>
@@ -1580,10 +2750,10 @@
               <w:rPr>
                 <w:b/>
                 <w:i w:val="0"/>
-                <w:color w:val="DC2626"/>
-                <w:sz w:val="16"/>
-              </w:rPr>
-              <w:t>Haute</w:t>
+                <w:color w:val="EA580C"/>
+                <w:sz w:val="16"/>
+              </w:rPr>
+              <w:t>Moyenne</w:t>
             </w:r>
           </w:p>
         </w:tc>
@@ -1598,7 +2768,7 @@
                 <w:i w:val="0"/>
                 <w:sz w:val="16"/>
               </w:rPr>
-              <w:t>S04</w:t>
+              <w:t>S02</w:t>
               <w:br/>
             </w:r>
             <w:r>
@@ -1608,7 +2778,7 @@
                 <w:color w:val="64748B"/>
                 <w:sz w:val="14"/>
               </w:rPr>
-              <w:t>Emploi</w:t>
+              <w:t>Éducation</w:t>
             </w:r>
           </w:p>
         </w:tc>
@@ -1624,7 +2794,7 @@
                 <w:color w:val="16A34A"/>
                 <w:sz w:val="16"/>
               </w:rPr>
-              <w:t>s01q07, s01q08, s02q20, s02q22, s03q07, s02q29, s04q19, s13q02</w:t>
+              <w:t>—</w:t>
             </w:r>
           </w:p>
         </w:tc>
@@ -1655,1987 +2825,7 @@
                 <w:i w:val="0"/>
                 <w:sz w:val="17"/>
               </w:rPr>
-              <w:t>Incoherent! AMY NDEB NDIAYE Perçoit une bourse/Transfert en 4.19 mais AMY NDEB NDIAYE ne perçoit pas une bourse à la section 2.29 ou des transferts monétaires à la section 13, prière de corriger.</w:t>
-            </w:r>
-          </w:p>
-        </w:tc>
-      </w:tr>
-      <w:tr>
-        <w:tc>
-          <w:tcPr>
-            <w:tcW w:type="dxa" w:w="964"/>
-          </w:tcPr>
-          <w:p>
-            <w:r>
-              <w:rPr>
-                <w:b/>
-                <w:i w:val="0"/>
-                <w:color w:val="DC2626"/>
-                <w:sz w:val="16"/>
-              </w:rPr>
-              <w:t>Haute</w:t>
-            </w:r>
-          </w:p>
-        </w:tc>
-        <w:tc>
-          <w:tcPr>
-            <w:tcW w:type="dxa" w:w="1247"/>
-          </w:tcPr>
-          <w:p>
-            <w:r>
-              <w:rPr>
-                <w:b/>
-                <w:i w:val="0"/>
-                <w:sz w:val="16"/>
-              </w:rPr>
-              <w:t>S04</w:t>
-              <w:br/>
-            </w:r>
-            <w:r>
-              <w:rPr>
-                <w:b w:val="0"/>
-                <w:i w:val="0"/>
-                <w:color w:val="64748B"/>
-                <w:sz w:val="14"/>
-              </w:rPr>
-              <w:t>Emploi</w:t>
-            </w:r>
-          </w:p>
-        </w:tc>
-        <w:tc>
-          <w:tcPr>
-            <w:tcW w:type="dxa" w:w="1531"/>
-          </w:tcPr>
-          <w:p>
-            <w:r>
-              <w:rPr>
-                <w:b/>
-                <w:i w:val="0"/>
-                <w:color w:val="16A34A"/>
-                <w:sz w:val="16"/>
-              </w:rPr>
-              <w:t>s03q10__10, s04q18, s04q51, s04q51_unite, s04q39, s04q43, s04q44, s04q63</w:t>
-            </w:r>
-          </w:p>
-        </w:tc>
-        <w:tc>
-          <w:tcPr>
-            <w:tcW w:type="dxa" w:w="1191"/>
-          </w:tcPr>
-          <w:p>
-            <w:r>
-              <w:rPr>
-                <w:b w:val="0"/>
-                <w:i w:val="0"/>
-                <w:color w:val="64748B"/>
-                <w:sz w:val="16"/>
-              </w:rPr>
-              <w:t>GT-CQ</w:t>
-            </w:r>
-          </w:p>
-        </w:tc>
-        <w:tc>
-          <w:tcPr>
-            <w:tcW w:type="dxa" w:w="4706"/>
-          </w:tcPr>
-          <w:p>
-            <w:r>
-              <w:rPr>
-                <w:b w:val="0"/>
-                <w:i w:val="0"/>
-                <w:sz w:val="17"/>
-              </w:rPr>
-              <w:t>Incoherence!!! les informations de AMY MAGUETTE NGOM sur le nombre de mois, jours et heures de son emploi principal et secondaire sont identiques, veuillez corriger ou confirmer aupres du QG.</w:t>
-            </w:r>
-          </w:p>
-        </w:tc>
-      </w:tr>
-      <w:tr>
-        <w:tc>
-          <w:tcPr>
-            <w:tcW w:type="dxa" w:w="964"/>
-          </w:tcPr>
-          <w:p>
-            <w:r>
-              <w:rPr>
-                <w:b/>
-                <w:i w:val="0"/>
-                <w:color w:val="DC2626"/>
-                <w:sz w:val="16"/>
-              </w:rPr>
-              <w:t>Haute</w:t>
-            </w:r>
-          </w:p>
-        </w:tc>
-        <w:tc>
-          <w:tcPr>
-            <w:tcW w:type="dxa" w:w="1247"/>
-          </w:tcPr>
-          <w:p>
-            <w:r>
-              <w:rPr>
-                <w:b/>
-                <w:i w:val="0"/>
-                <w:sz w:val="16"/>
-              </w:rPr>
-              <w:t>S16</w:t>
-              <w:br/>
-            </w:r>
-            <w:r>
-              <w:rPr>
-                <w:b w:val="0"/>
-                <w:i w:val="0"/>
-                <w:color w:val="64748B"/>
-                <w:sz w:val="14"/>
-              </w:rPr>
-              <w:t>Agriculture</w:t>
-            </w:r>
-          </w:p>
-        </w:tc>
-        <w:tc>
-          <w:tcPr>
-            <w:tcW w:type="dxa" w:w="1531"/>
-          </w:tcPr>
-          <w:p>
-            <w:r>
-              <w:rPr>
-                <w:b/>
-                <w:i w:val="0"/>
-                <w:color w:val="16A34A"/>
-                <w:sz w:val="16"/>
-              </w:rPr>
-              <w:t>s16dq05a, s16dq05c</w:t>
-            </w:r>
-          </w:p>
-        </w:tc>
-        <w:tc>
-          <w:tcPr>
-            <w:tcW w:type="dxa" w:w="1191"/>
-          </w:tcPr>
-          <w:p>
-            <w:r>
-              <w:rPr>
-                <w:b w:val="0"/>
-                <w:i w:val="0"/>
-                <w:color w:val="64748B"/>
-                <w:sz w:val="16"/>
-              </w:rPr>
-              <w:t>GT-CQ</w:t>
-            </w:r>
-          </w:p>
-        </w:tc>
-        <w:tc>
-          <w:tcPr>
-            <w:tcW w:type="dxa" w:w="4706"/>
-          </w:tcPr>
-          <w:p>
-            <w:r>
-              <w:rPr>
-                <w:b w:val="0"/>
-                <w:i w:val="0"/>
-                <w:sz w:val="17"/>
-              </w:rPr>
-              <w:t>La quantité de s16dq05a estimée en Kg est incohérente avec la prise dans la question s16dq05c, prière de bien estimer et mettre la valeur exacte.</w:t>
-            </w:r>
-          </w:p>
-        </w:tc>
-      </w:tr>
-      <w:tr>
-        <w:tc>
-          <w:tcPr>
-            <w:tcW w:type="dxa" w:w="964"/>
-          </w:tcPr>
-          <w:p>
-            <w:r>
-              <w:rPr>
-                <w:b/>
-                <w:i w:val="0"/>
-                <w:color w:val="DC2626"/>
-                <w:sz w:val="16"/>
-              </w:rPr>
-              <w:t>Haute</w:t>
-            </w:r>
-          </w:p>
-        </w:tc>
-        <w:tc>
-          <w:tcPr>
-            <w:tcW w:type="dxa" w:w="1247"/>
-          </w:tcPr>
-          <w:p>
-            <w:r>
-              <w:rPr>
-                <w:b/>
-                <w:i w:val="0"/>
-                <w:sz w:val="16"/>
-              </w:rPr>
-              <w:t>S16</w:t>
-              <w:br/>
-            </w:r>
-            <w:r>
-              <w:rPr>
-                <w:b w:val="0"/>
-                <w:i w:val="0"/>
-                <w:color w:val="64748B"/>
-                <w:sz w:val="14"/>
-              </w:rPr>
-              <w:t>Agriculture</w:t>
-            </w:r>
-          </w:p>
-        </w:tc>
-        <w:tc>
-          <w:tcPr>
-            <w:tcW w:type="dxa" w:w="1531"/>
-          </w:tcPr>
-          <w:p>
-            <w:r>
-              <w:rPr>
-                <w:b/>
-                <w:i w:val="0"/>
-                <w:color w:val="16A34A"/>
-                <w:sz w:val="16"/>
-              </w:rPr>
-              <w:t>s00q07a, s00q08, s00q10, s00q13_0, s00q15_0, s00q17_0, s00q23a, s00q23b</w:t>
-            </w:r>
-          </w:p>
-        </w:tc>
-        <w:tc>
-          <w:tcPr>
-            <w:tcW w:type="dxa" w:w="1191"/>
-          </w:tcPr>
-          <w:p>
-            <w:r>
-              <w:rPr>
-                <w:b w:val="0"/>
-                <w:i w:val="0"/>
-                <w:color w:val="64748B"/>
-                <w:sz w:val="16"/>
-              </w:rPr>
-              <w:t>GT-CQ</w:t>
-            </w:r>
-          </w:p>
-        </w:tc>
-        <w:tc>
-          <w:tcPr>
-            <w:tcW w:type="dxa" w:w="4706"/>
-          </w:tcPr>
-          <w:p>
-            <w:r>
-              <w:rPr>
-                <w:b w:val="0"/>
-                <w:i w:val="0"/>
-                <w:sz w:val="17"/>
-              </w:rPr>
-              <w:t>La somme des quantités consommées (0 kg), des quantités offertes (1 kg),  des quantités vendus (0 kg) et des quantités en stock (450 kg) depasse la quantité totale (2 kg) que le ménage a eu après la recolte de Mil , prière de corriger cette incoherence.</w:t>
-            </w:r>
-          </w:p>
-        </w:tc>
-      </w:tr>
-      <w:tr>
-        <w:tc>
-          <w:tcPr>
-            <w:tcW w:type="dxa" w:w="964"/>
-          </w:tcPr>
-          <w:p>
-            <w:r>
-              <w:rPr>
-                <w:b/>
-                <w:i w:val="0"/>
-                <w:color w:val="DC2626"/>
-                <w:sz w:val="16"/>
-              </w:rPr>
-              <w:t>Haute</w:t>
-            </w:r>
-          </w:p>
-        </w:tc>
-        <w:tc>
-          <w:tcPr>
-            <w:tcW w:type="dxa" w:w="1247"/>
-          </w:tcPr>
-          <w:p>
-            <w:r>
-              <w:rPr>
-                <w:b/>
-                <w:i w:val="0"/>
-                <w:sz w:val="16"/>
-              </w:rPr>
-              <w:t>S16</w:t>
-              <w:br/>
-            </w:r>
-            <w:r>
-              <w:rPr>
-                <w:b w:val="0"/>
-                <w:i w:val="0"/>
-                <w:color w:val="64748B"/>
-                <w:sz w:val="14"/>
-              </w:rPr>
-              <w:t>Agriculture</w:t>
-            </w:r>
-          </w:p>
-        </w:tc>
-        <w:tc>
-          <w:tcPr>
-            <w:tcW w:type="dxa" w:w="1531"/>
-          </w:tcPr>
-          <w:p>
-            <w:r>
-              <w:rPr>
-                <w:b/>
-                <w:i w:val="0"/>
-                <w:color w:val="16A34A"/>
-                <w:sz w:val="16"/>
-              </w:rPr>
-              <w:t>s00q07a, s00q08, s00q10, s00q13_0, s00q15_0, s00q17_0, s00q23a, s00q23b</w:t>
-            </w:r>
-          </w:p>
-        </w:tc>
-        <w:tc>
-          <w:tcPr>
-            <w:tcW w:type="dxa" w:w="1191"/>
-          </w:tcPr>
-          <w:p>
-            <w:r>
-              <w:rPr>
-                <w:b w:val="0"/>
-                <w:i w:val="0"/>
-                <w:color w:val="64748B"/>
-                <w:sz w:val="16"/>
-              </w:rPr>
-              <w:t>GT-CQ</w:t>
-            </w:r>
-          </w:p>
-        </w:tc>
-        <w:tc>
-          <w:tcPr>
-            <w:tcW w:type="dxa" w:w="4706"/>
-          </w:tcPr>
-          <w:p>
-            <w:r>
-              <w:rPr>
-                <w:b w:val="0"/>
-                <w:i w:val="0"/>
-                <w:sz w:val="17"/>
-              </w:rPr>
-              <w:t>La somme des quantités consommées (50 kg), des quantités offertes (100 kg),  des quantités vendus (200 kg) et des quantités en stock (450 kg) depasse la quantité totale (1 kg) que le ménage a eu après la recolte de Arachide , prière de corriger cette incoherence.</w:t>
-            </w:r>
-          </w:p>
-        </w:tc>
-      </w:tr>
-      <w:tr>
-        <w:tc>
-          <w:tcPr>
-            <w:tcW w:type="dxa" w:w="964"/>
-          </w:tcPr>
-          <w:p>
-            <w:r>
-              <w:rPr>
-                <w:b/>
-                <w:i w:val="0"/>
-                <w:color w:val="DC2626"/>
-                <w:sz w:val="16"/>
-              </w:rPr>
-              <w:t>Haute</w:t>
-            </w:r>
-          </w:p>
-        </w:tc>
-        <w:tc>
-          <w:tcPr>
-            <w:tcW w:type="dxa" w:w="1247"/>
-          </w:tcPr>
-          <w:p>
-            <w:r>
-              <w:rPr>
-                <w:b/>
-                <w:i w:val="0"/>
-                <w:sz w:val="16"/>
-              </w:rPr>
-              <w:t>S20</w:t>
-              <w:br/>
-            </w:r>
-            <w:r>
-              <w:rPr>
-                <w:b w:val="0"/>
-                <w:i w:val="0"/>
-                <w:color w:val="64748B"/>
-                <w:sz w:val="14"/>
-              </w:rPr>
-              <w:t>Gouvernance / autres</w:t>
-            </w:r>
-          </w:p>
-        </w:tc>
-        <w:tc>
-          <w:tcPr>
-            <w:tcW w:type="dxa" w:w="1531"/>
-          </w:tcPr>
-          <w:p>
-            <w:r>
-              <w:rPr>
-                <w:b/>
-                <w:i w:val="0"/>
-                <w:color w:val="16A34A"/>
-                <w:sz w:val="16"/>
-              </w:rPr>
-              <w:t>—</w:t>
-            </w:r>
-          </w:p>
-        </w:tc>
-        <w:tc>
-          <w:tcPr>
-            <w:tcW w:type="dxa" w:w="1191"/>
-          </w:tcPr>
-          <w:p>
-            <w:r>
-              <w:rPr>
-                <w:b w:val="0"/>
-                <w:i w:val="0"/>
-                <w:color w:val="64748B"/>
-                <w:sz w:val="16"/>
-              </w:rPr>
-              <w:t>GT-CQ</w:t>
-            </w:r>
-          </w:p>
-        </w:tc>
-        <w:tc>
-          <w:tcPr>
-            <w:tcW w:type="dxa" w:w="4706"/>
-          </w:tcPr>
-          <w:p>
-            <w:r>
-              <w:rPr>
-                <w:b w:val="0"/>
-                <w:i w:val="0"/>
-                <w:sz w:val="17"/>
-              </w:rPr>
-              <w:t>Incohérence détectée ! Le ménage a précédemment déclaré vivre « Bien » ou « Assez bien » selon son revenu en 20A.02.</w:t>
-            </w:r>
-          </w:p>
-        </w:tc>
-      </w:tr>
-      <w:tr>
-        <w:tc>
-          <w:tcPr>
-            <w:tcW w:type="dxa" w:w="964"/>
-          </w:tcPr>
-          <w:p>
-            <w:r>
-              <w:rPr>
-                <w:b/>
-                <w:i w:val="0"/>
-                <w:color w:val="EA580C"/>
-                <w:sz w:val="16"/>
-              </w:rPr>
-              <w:t>Moyenne</w:t>
-            </w:r>
-          </w:p>
-        </w:tc>
-        <w:tc>
-          <w:tcPr>
-            <w:tcW w:type="dxa" w:w="1247"/>
-          </w:tcPr>
-          <w:p>
-            <w:r>
-              <w:rPr>
-                <w:b/>
-                <w:i w:val="0"/>
-                <w:sz w:val="16"/>
-              </w:rPr>
-              <w:t>S00</w:t>
-              <w:br/>
-            </w:r>
-            <w:r>
-              <w:rPr>
-                <w:b w:val="0"/>
-                <w:i w:val="0"/>
-                <w:color w:val="64748B"/>
-                <w:sz w:val="14"/>
-              </w:rPr>
-              <w:t>Identification</w:t>
-            </w:r>
-          </w:p>
-        </w:tc>
-        <w:tc>
-          <w:tcPr>
-            <w:tcW w:type="dxa" w:w="1531"/>
-          </w:tcPr>
-          <w:p>
-            <w:r>
-              <w:rPr>
-                <w:b/>
-                <w:i w:val="0"/>
-                <w:color w:val="16A34A"/>
-                <w:sz w:val="16"/>
-              </w:rPr>
-              <w:t>s00q27</w:t>
-            </w:r>
-          </w:p>
-        </w:tc>
-        <w:tc>
-          <w:tcPr>
-            <w:tcW w:type="dxa" w:w="1191"/>
-          </w:tcPr>
-          <w:p>
-            <w:r>
-              <w:rPr>
-                <w:b w:val="0"/>
-                <w:i w:val="0"/>
-                <w:color w:val="64748B"/>
-                <w:sz w:val="16"/>
-              </w:rPr>
-              <w:t>GT-CQ</w:t>
-            </w:r>
-          </w:p>
-        </w:tc>
-        <w:tc>
-          <w:tcPr>
-            <w:tcW w:type="dxa" w:w="4706"/>
-          </w:tcPr>
-          <w:p>
-            <w:r>
-              <w:rPr>
-                <w:b w:val="0"/>
-                <w:i w:val="0"/>
-                <w:sz w:val="17"/>
-              </w:rPr>
-              <w:t>Le questionnaire semble ne pas être complètement fini mais le questionnaire est en statut complet, prière de compléter le questionnaire.</w:t>
-            </w:r>
-          </w:p>
-        </w:tc>
-      </w:tr>
-      <w:tr>
-        <w:tc>
-          <w:tcPr>
-            <w:tcW w:type="dxa" w:w="964"/>
-          </w:tcPr>
-          <w:p>
-            <w:r>
-              <w:rPr>
-                <w:b/>
-                <w:i w:val="0"/>
-                <w:color w:val="EA580C"/>
-                <w:sz w:val="16"/>
-              </w:rPr>
-              <w:t>Moyenne</w:t>
-            </w:r>
-          </w:p>
-        </w:tc>
-        <w:tc>
-          <w:tcPr>
-            <w:tcW w:type="dxa" w:w="1247"/>
-          </w:tcPr>
-          <w:p>
-            <w:r>
-              <w:rPr>
-                <w:b/>
-                <w:i w:val="0"/>
-                <w:sz w:val="16"/>
-              </w:rPr>
-              <w:t>S01</w:t>
-              <w:br/>
-            </w:r>
-            <w:r>
-              <w:rPr>
-                <w:b w:val="0"/>
-                <w:i w:val="0"/>
-                <w:color w:val="64748B"/>
-                <w:sz w:val="14"/>
-              </w:rPr>
-              <w:t>Démographie</w:t>
-            </w:r>
-          </w:p>
-        </w:tc>
-        <w:tc>
-          <w:tcPr>
-            <w:tcW w:type="dxa" w:w="1531"/>
-          </w:tcPr>
-          <w:p>
-            <w:r>
-              <w:rPr>
-                <w:b/>
-                <w:i w:val="0"/>
-                <w:color w:val="16A34A"/>
-                <w:sz w:val="16"/>
-              </w:rPr>
-              <w:t>—</w:t>
-            </w:r>
-          </w:p>
-        </w:tc>
-        <w:tc>
-          <w:tcPr>
-            <w:tcW w:type="dxa" w:w="1191"/>
-          </w:tcPr>
-          <w:p>
-            <w:r>
-              <w:rPr>
-                <w:b w:val="0"/>
-                <w:i w:val="0"/>
-                <w:color w:val="64748B"/>
-                <w:sz w:val="16"/>
-              </w:rPr>
-              <w:t>GT-CQ</w:t>
-            </w:r>
-          </w:p>
-        </w:tc>
-        <w:tc>
-          <w:tcPr>
-            <w:tcW w:type="dxa" w:w="4706"/>
-          </w:tcPr>
-          <w:p>
-            <w:r>
-              <w:rPr>
-                <w:b w:val="0"/>
-                <w:i w:val="0"/>
-                <w:sz w:val="17"/>
-              </w:rPr>
-              <w:t>Prière de verifier l'information donnée par KHADY NGOM ou corriger au niveau de la section 1.</w:t>
-            </w:r>
-          </w:p>
-        </w:tc>
-      </w:tr>
-      <w:tr>
-        <w:tc>
-          <w:tcPr>
-            <w:tcW w:type="dxa" w:w="964"/>
-          </w:tcPr>
-          <w:p>
-            <w:r>
-              <w:rPr>
-                <w:b/>
-                <w:i w:val="0"/>
-                <w:color w:val="EA580C"/>
-                <w:sz w:val="16"/>
-              </w:rPr>
-              <w:t>Moyenne</w:t>
-            </w:r>
-          </w:p>
-        </w:tc>
-        <w:tc>
-          <w:tcPr>
-            <w:tcW w:type="dxa" w:w="1247"/>
-          </w:tcPr>
-          <w:p>
-            <w:r>
-              <w:rPr>
-                <w:b/>
-                <w:i w:val="0"/>
-                <w:sz w:val="16"/>
-              </w:rPr>
-              <w:t>S01</w:t>
-              <w:br/>
-            </w:r>
-            <w:r>
-              <w:rPr>
-                <w:b w:val="0"/>
-                <w:i w:val="0"/>
-                <w:color w:val="64748B"/>
-                <w:sz w:val="14"/>
-              </w:rPr>
-              <w:t>Démographie</w:t>
-            </w:r>
-          </w:p>
-        </w:tc>
-        <w:tc>
-          <w:tcPr>
-            <w:tcW w:type="dxa" w:w="1531"/>
-          </w:tcPr>
-          <w:p>
-            <w:r>
-              <w:rPr>
-                <w:b/>
-                <w:i w:val="0"/>
-                <w:color w:val="16A34A"/>
-                <w:sz w:val="16"/>
-              </w:rPr>
-              <w:t>—</w:t>
-            </w:r>
-          </w:p>
-        </w:tc>
-        <w:tc>
-          <w:tcPr>
-            <w:tcW w:type="dxa" w:w="1191"/>
-          </w:tcPr>
-          <w:p>
-            <w:r>
-              <w:rPr>
-                <w:b w:val="0"/>
-                <w:i w:val="0"/>
-                <w:color w:val="64748B"/>
-                <w:sz w:val="16"/>
-              </w:rPr>
-              <w:t>GT-CQ</w:t>
-            </w:r>
-          </w:p>
-        </w:tc>
-        <w:tc>
-          <w:tcPr>
-            <w:tcW w:type="dxa" w:w="4706"/>
-          </w:tcPr>
-          <w:p>
-            <w:r>
-              <w:rPr>
-                <w:b w:val="0"/>
-                <w:i w:val="0"/>
-                <w:sz w:val="17"/>
-              </w:rPr>
-              <w:t>Prière de verifier l'information donnée par PAPE NGOM ou corriger au niveau de la section 1.</w:t>
-            </w:r>
-          </w:p>
-        </w:tc>
-      </w:tr>
-      <w:tr>
-        <w:tc>
-          <w:tcPr>
-            <w:tcW w:type="dxa" w:w="964"/>
-          </w:tcPr>
-          <w:p>
-            <w:r>
-              <w:rPr>
-                <w:b/>
-                <w:i w:val="0"/>
-                <w:color w:val="EA580C"/>
-                <w:sz w:val="16"/>
-              </w:rPr>
-              <w:t>Moyenne</w:t>
-            </w:r>
-          </w:p>
-        </w:tc>
-        <w:tc>
-          <w:tcPr>
-            <w:tcW w:type="dxa" w:w="1247"/>
-          </w:tcPr>
-          <w:p>
-            <w:r>
-              <w:rPr>
-                <w:b/>
-                <w:i w:val="0"/>
-                <w:sz w:val="16"/>
-              </w:rPr>
-              <w:t>S01</w:t>
-              <w:br/>
-            </w:r>
-            <w:r>
-              <w:rPr>
-                <w:b w:val="0"/>
-                <w:i w:val="0"/>
-                <w:color w:val="64748B"/>
-                <w:sz w:val="14"/>
-              </w:rPr>
-              <w:t>Démographie</w:t>
-            </w:r>
-          </w:p>
-        </w:tc>
-        <w:tc>
-          <w:tcPr>
-            <w:tcW w:type="dxa" w:w="1531"/>
-          </w:tcPr>
-          <w:p>
-            <w:r>
-              <w:rPr>
-                <w:b/>
-                <w:i w:val="0"/>
-                <w:color w:val="16A34A"/>
-                <w:sz w:val="16"/>
-              </w:rPr>
-              <w:t>s00q27, s01q03a, s01q03b, s01q03c, s01q00b</w:t>
-            </w:r>
-          </w:p>
-        </w:tc>
-        <w:tc>
-          <w:tcPr>
-            <w:tcW w:type="dxa" w:w="1191"/>
-          </w:tcPr>
-          <w:p>
-            <w:r>
-              <w:rPr>
-                <w:b w:val="0"/>
-                <w:i w:val="0"/>
-                <w:color w:val="64748B"/>
-                <w:sz w:val="16"/>
-              </w:rPr>
-              <w:t>GT-CQ</w:t>
-            </w:r>
-          </w:p>
-        </w:tc>
-        <w:tc>
-          <w:tcPr>
-            <w:tcW w:type="dxa" w:w="4706"/>
-          </w:tcPr>
-          <w:p>
-            <w:r>
-              <w:rPr>
-                <w:b w:val="0"/>
-                <w:i w:val="0"/>
-                <w:sz w:val="17"/>
-              </w:rPr>
-              <w:t>Les informations sur l'acte de naissance (ni Jours, ni mois et ni années) de  ADAMA NGOM  manquent, s'il vous plait pouvez-vous fournir d'effort pour avoir ces informations.</w:t>
-            </w:r>
-          </w:p>
-        </w:tc>
-      </w:tr>
-      <w:tr>
-        <w:tc>
-          <w:tcPr>
-            <w:tcW w:type="dxa" w:w="964"/>
-          </w:tcPr>
-          <w:p>
-            <w:r>
-              <w:rPr>
-                <w:b/>
-                <w:i w:val="0"/>
-                <w:color w:val="EA580C"/>
-                <w:sz w:val="16"/>
-              </w:rPr>
-              <w:t>Moyenne</w:t>
-            </w:r>
-          </w:p>
-        </w:tc>
-        <w:tc>
-          <w:tcPr>
-            <w:tcW w:type="dxa" w:w="1247"/>
-          </w:tcPr>
-          <w:p>
-            <w:r>
-              <w:rPr>
-                <w:b/>
-                <w:i w:val="0"/>
-                <w:sz w:val="16"/>
-              </w:rPr>
-              <w:t>S01</w:t>
-              <w:br/>
-            </w:r>
-            <w:r>
-              <w:rPr>
-                <w:b w:val="0"/>
-                <w:i w:val="0"/>
-                <w:color w:val="64748B"/>
-                <w:sz w:val="14"/>
-              </w:rPr>
-              <w:t>Démographie</w:t>
-            </w:r>
-          </w:p>
-        </w:tc>
-        <w:tc>
-          <w:tcPr>
-            <w:tcW w:type="dxa" w:w="1531"/>
-          </w:tcPr>
-          <w:p>
-            <w:r>
-              <w:rPr>
-                <w:b/>
-                <w:i w:val="0"/>
-                <w:color w:val="16A34A"/>
-                <w:sz w:val="16"/>
-              </w:rPr>
-              <w:t>—</w:t>
-            </w:r>
-          </w:p>
-        </w:tc>
-        <w:tc>
-          <w:tcPr>
-            <w:tcW w:type="dxa" w:w="1191"/>
-          </w:tcPr>
-          <w:p>
-            <w:r>
-              <w:rPr>
-                <w:b w:val="0"/>
-                <w:i w:val="0"/>
-                <w:color w:val="64748B"/>
-                <w:sz w:val="16"/>
-              </w:rPr>
-              <w:t>GT-CQ</w:t>
-            </w:r>
-          </w:p>
-        </w:tc>
-        <w:tc>
-          <w:tcPr>
-            <w:tcW w:type="dxa" w:w="4706"/>
-          </w:tcPr>
-          <w:p>
-            <w:r>
-              <w:rPr>
-                <w:b w:val="0"/>
-                <w:i w:val="0"/>
-                <w:sz w:val="17"/>
-              </w:rPr>
-              <w:t>Prière de verifier l'information donnée par ADAMA NGOM ou corriger au niveau de la section 1.</w:t>
-            </w:r>
-          </w:p>
-        </w:tc>
-      </w:tr>
-      <w:tr>
-        <w:tc>
-          <w:tcPr>
-            <w:tcW w:type="dxa" w:w="964"/>
-          </w:tcPr>
-          <w:p>
-            <w:r>
-              <w:rPr>
-                <w:b/>
-                <w:i w:val="0"/>
-                <w:color w:val="EA580C"/>
-                <w:sz w:val="16"/>
-              </w:rPr>
-              <w:t>Moyenne</w:t>
-            </w:r>
-          </w:p>
-        </w:tc>
-        <w:tc>
-          <w:tcPr>
-            <w:tcW w:type="dxa" w:w="1247"/>
-          </w:tcPr>
-          <w:p>
-            <w:r>
-              <w:rPr>
-                <w:b/>
-                <w:i w:val="0"/>
-                <w:sz w:val="16"/>
-              </w:rPr>
-              <w:t>S01</w:t>
-              <w:br/>
-            </w:r>
-            <w:r>
-              <w:rPr>
-                <w:b w:val="0"/>
-                <w:i w:val="0"/>
-                <w:color w:val="64748B"/>
-                <w:sz w:val="14"/>
-              </w:rPr>
-              <w:t>Démographie</w:t>
-            </w:r>
-          </w:p>
-        </w:tc>
-        <w:tc>
-          <w:tcPr>
-            <w:tcW w:type="dxa" w:w="1531"/>
-          </w:tcPr>
-          <w:p>
-            <w:r>
-              <w:rPr>
-                <w:b/>
-                <w:i w:val="0"/>
-                <w:color w:val="16A34A"/>
-                <w:sz w:val="16"/>
-              </w:rPr>
-              <w:t>s00q27, s01q03a, s01q03b, s01q03c, s01q00b</w:t>
-            </w:r>
-          </w:p>
-        </w:tc>
-        <w:tc>
-          <w:tcPr>
-            <w:tcW w:type="dxa" w:w="1191"/>
-          </w:tcPr>
-          <w:p>
-            <w:r>
-              <w:rPr>
-                <w:b w:val="0"/>
-                <w:i w:val="0"/>
-                <w:color w:val="64748B"/>
-                <w:sz w:val="16"/>
-              </w:rPr>
-              <w:t>GT-CQ</w:t>
-            </w:r>
-          </w:p>
-        </w:tc>
-        <w:tc>
-          <w:tcPr>
-            <w:tcW w:type="dxa" w:w="4706"/>
-          </w:tcPr>
-          <w:p>
-            <w:r>
-              <w:rPr>
-                <w:b w:val="0"/>
-                <w:i w:val="0"/>
-                <w:sz w:val="17"/>
-              </w:rPr>
-              <w:t>Les informations sur l'acte de naissance (ni Jours, ni mois et ni années) de  DJIBRIL  NGOM  manquent, s'il vous plait pouvez-vous fournir d'effort pour avoir ces informations.</w:t>
-            </w:r>
-          </w:p>
-        </w:tc>
-      </w:tr>
-      <w:tr>
-        <w:tc>
-          <w:tcPr>
-            <w:tcW w:type="dxa" w:w="964"/>
-          </w:tcPr>
-          <w:p>
-            <w:r>
-              <w:rPr>
-                <w:b/>
-                <w:i w:val="0"/>
-                <w:color w:val="EA580C"/>
-                <w:sz w:val="16"/>
-              </w:rPr>
-              <w:t>Moyenne</w:t>
-            </w:r>
-          </w:p>
-        </w:tc>
-        <w:tc>
-          <w:tcPr>
-            <w:tcW w:type="dxa" w:w="1247"/>
-          </w:tcPr>
-          <w:p>
-            <w:r>
-              <w:rPr>
-                <w:b/>
-                <w:i w:val="0"/>
-                <w:sz w:val="16"/>
-              </w:rPr>
-              <w:t>S01</w:t>
-              <w:br/>
-            </w:r>
-            <w:r>
-              <w:rPr>
-                <w:b w:val="0"/>
-                <w:i w:val="0"/>
-                <w:color w:val="64748B"/>
-                <w:sz w:val="14"/>
-              </w:rPr>
-              <w:t>Démographie</w:t>
-            </w:r>
-          </w:p>
-        </w:tc>
-        <w:tc>
-          <w:tcPr>
-            <w:tcW w:type="dxa" w:w="1531"/>
-          </w:tcPr>
-          <w:p>
-            <w:r>
-              <w:rPr>
-                <w:b/>
-                <w:i w:val="0"/>
-                <w:color w:val="16A34A"/>
-                <w:sz w:val="16"/>
-              </w:rPr>
-              <w:t>s00q27, s01q03a, s01q03b, s01q03c, s01q00b</w:t>
-            </w:r>
-          </w:p>
-        </w:tc>
-        <w:tc>
-          <w:tcPr>
-            <w:tcW w:type="dxa" w:w="1191"/>
-          </w:tcPr>
-          <w:p>
-            <w:r>
-              <w:rPr>
-                <w:b w:val="0"/>
-                <w:i w:val="0"/>
-                <w:color w:val="64748B"/>
-                <w:sz w:val="16"/>
-              </w:rPr>
-              <w:t>GT-CQ</w:t>
-            </w:r>
-          </w:p>
-        </w:tc>
-        <w:tc>
-          <w:tcPr>
-            <w:tcW w:type="dxa" w:w="4706"/>
-          </w:tcPr>
-          <w:p>
-            <w:r>
-              <w:rPr>
-                <w:b w:val="0"/>
-                <w:i w:val="0"/>
-                <w:sz w:val="17"/>
-              </w:rPr>
-              <w:t>Les informations sur l'acte de naissance (ni Jours, ni mois et ni années) de  KARIM NGOM  manquent, s'il vous plait pouvez-vous fournir d'effort pour avoir ces informations.</w:t>
-            </w:r>
-          </w:p>
-        </w:tc>
-      </w:tr>
-      <w:tr>
-        <w:tc>
-          <w:tcPr>
-            <w:tcW w:type="dxa" w:w="964"/>
-          </w:tcPr>
-          <w:p>
-            <w:r>
-              <w:rPr>
-                <w:b/>
-                <w:i w:val="0"/>
-                <w:color w:val="EA580C"/>
-                <w:sz w:val="16"/>
-              </w:rPr>
-              <w:t>Moyenne</w:t>
-            </w:r>
-          </w:p>
-        </w:tc>
-        <w:tc>
-          <w:tcPr>
-            <w:tcW w:type="dxa" w:w="1247"/>
-          </w:tcPr>
-          <w:p>
-            <w:r>
-              <w:rPr>
-                <w:b/>
-                <w:i w:val="0"/>
-                <w:sz w:val="16"/>
-              </w:rPr>
-              <w:t>S01</w:t>
-              <w:br/>
-            </w:r>
-            <w:r>
-              <w:rPr>
-                <w:b w:val="0"/>
-                <w:i w:val="0"/>
-                <w:color w:val="64748B"/>
-                <w:sz w:val="14"/>
-              </w:rPr>
-              <w:t>Démographie</w:t>
-            </w:r>
-          </w:p>
-        </w:tc>
-        <w:tc>
-          <w:tcPr>
-            <w:tcW w:type="dxa" w:w="1531"/>
-          </w:tcPr>
-          <w:p>
-            <w:r>
-              <w:rPr>
-                <w:b/>
-                <w:i w:val="0"/>
-                <w:color w:val="16A34A"/>
-                <w:sz w:val="16"/>
-              </w:rPr>
-              <w:t>—</w:t>
-            </w:r>
-          </w:p>
-        </w:tc>
-        <w:tc>
-          <w:tcPr>
-            <w:tcW w:type="dxa" w:w="1191"/>
-          </w:tcPr>
-          <w:p>
-            <w:r>
-              <w:rPr>
-                <w:b w:val="0"/>
-                <w:i w:val="0"/>
-                <w:color w:val="64748B"/>
-                <w:sz w:val="16"/>
-              </w:rPr>
-              <w:t>GT-CQ</w:t>
-            </w:r>
-          </w:p>
-        </w:tc>
-        <w:tc>
-          <w:tcPr>
-            <w:tcW w:type="dxa" w:w="4706"/>
-          </w:tcPr>
-          <w:p>
-            <w:r>
-              <w:rPr>
-                <w:b w:val="0"/>
-                <w:i w:val="0"/>
-                <w:sz w:val="17"/>
-              </w:rPr>
-              <w:t>Prière de verifier l'information donnée par KARIM NGOM ou corriger au niveau de la section 1.</w:t>
-            </w:r>
-          </w:p>
-        </w:tc>
-      </w:tr>
-      <w:tr>
-        <w:tc>
-          <w:tcPr>
-            <w:tcW w:type="dxa" w:w="964"/>
-          </w:tcPr>
-          <w:p>
-            <w:r>
-              <w:rPr>
-                <w:b/>
-                <w:i w:val="0"/>
-                <w:color w:val="EA580C"/>
-                <w:sz w:val="16"/>
-              </w:rPr>
-              <w:t>Moyenne</w:t>
-            </w:r>
-          </w:p>
-        </w:tc>
-        <w:tc>
-          <w:tcPr>
-            <w:tcW w:type="dxa" w:w="1247"/>
-          </w:tcPr>
-          <w:p>
-            <w:r>
-              <w:rPr>
-                <w:b/>
-                <w:i w:val="0"/>
-                <w:sz w:val="16"/>
-              </w:rPr>
-              <w:t>S01</w:t>
-              <w:br/>
-            </w:r>
-            <w:r>
-              <w:rPr>
-                <w:b w:val="0"/>
-                <w:i w:val="0"/>
-                <w:color w:val="64748B"/>
-                <w:sz w:val="14"/>
-              </w:rPr>
-              <w:t>Démographie</w:t>
-            </w:r>
-          </w:p>
-        </w:tc>
-        <w:tc>
-          <w:tcPr>
-            <w:tcW w:type="dxa" w:w="1531"/>
-          </w:tcPr>
-          <w:p>
-            <w:r>
-              <w:rPr>
-                <w:b/>
-                <w:i w:val="0"/>
-                <w:color w:val="16A34A"/>
-                <w:sz w:val="16"/>
-              </w:rPr>
-              <w:t>s00q27, s01q03a, s01q03b, s01q03c, s01q00b</w:t>
-            </w:r>
-          </w:p>
-        </w:tc>
-        <w:tc>
-          <w:tcPr>
-            <w:tcW w:type="dxa" w:w="1191"/>
-          </w:tcPr>
-          <w:p>
-            <w:r>
-              <w:rPr>
-                <w:b w:val="0"/>
-                <w:i w:val="0"/>
-                <w:color w:val="64748B"/>
-                <w:sz w:val="16"/>
-              </w:rPr>
-              <w:t>GT-CQ</w:t>
-            </w:r>
-          </w:p>
-        </w:tc>
-        <w:tc>
-          <w:tcPr>
-            <w:tcW w:type="dxa" w:w="4706"/>
-          </w:tcPr>
-          <w:p>
-            <w:r>
-              <w:rPr>
-                <w:b w:val="0"/>
-                <w:i w:val="0"/>
-                <w:sz w:val="17"/>
-              </w:rPr>
-              <w:t>Les informations sur l'acte de naissance (ni Jours, ni mois et ni années) de  SEYNABOU NGONE NGOM  manquent, s'il vous plait pouvez-vous fournir d'effort pour avoir ces informations.</w:t>
-            </w:r>
-          </w:p>
-        </w:tc>
-      </w:tr>
-      <w:tr>
-        <w:tc>
-          <w:tcPr>
-            <w:tcW w:type="dxa" w:w="964"/>
-          </w:tcPr>
-          <w:p>
-            <w:r>
-              <w:rPr>
-                <w:b/>
-                <w:i w:val="0"/>
-                <w:color w:val="EA580C"/>
-                <w:sz w:val="16"/>
-              </w:rPr>
-              <w:t>Moyenne</w:t>
-            </w:r>
-          </w:p>
-        </w:tc>
-        <w:tc>
-          <w:tcPr>
-            <w:tcW w:type="dxa" w:w="1247"/>
-          </w:tcPr>
-          <w:p>
-            <w:r>
-              <w:rPr>
-                <w:b/>
-                <w:i w:val="0"/>
-                <w:sz w:val="16"/>
-              </w:rPr>
-              <w:t>S01</w:t>
-              <w:br/>
-            </w:r>
-            <w:r>
-              <w:rPr>
-                <w:b w:val="0"/>
-                <w:i w:val="0"/>
-                <w:color w:val="64748B"/>
-                <w:sz w:val="14"/>
-              </w:rPr>
-              <w:t>Démographie</w:t>
-            </w:r>
-          </w:p>
-        </w:tc>
-        <w:tc>
-          <w:tcPr>
-            <w:tcW w:type="dxa" w:w="1531"/>
-          </w:tcPr>
-          <w:p>
-            <w:r>
-              <w:rPr>
-                <w:b/>
-                <w:i w:val="0"/>
-                <w:color w:val="16A34A"/>
-                <w:sz w:val="16"/>
-              </w:rPr>
-              <w:t>—</w:t>
-            </w:r>
-          </w:p>
-        </w:tc>
-        <w:tc>
-          <w:tcPr>
-            <w:tcW w:type="dxa" w:w="1191"/>
-          </w:tcPr>
-          <w:p>
-            <w:r>
-              <w:rPr>
-                <w:b w:val="0"/>
-                <w:i w:val="0"/>
-                <w:color w:val="64748B"/>
-                <w:sz w:val="16"/>
-              </w:rPr>
-              <w:t>GT-CQ</w:t>
-            </w:r>
-          </w:p>
-        </w:tc>
-        <w:tc>
-          <w:tcPr>
-            <w:tcW w:type="dxa" w:w="4706"/>
-          </w:tcPr>
-          <w:p>
-            <w:r>
-              <w:rPr>
-                <w:b w:val="0"/>
-                <w:i w:val="0"/>
-                <w:sz w:val="17"/>
-              </w:rPr>
-              <w:t>Prière de verifier l'information donnée par SEYNABOU NGONE NGOM ou corriger au niveau de la section 1.</w:t>
-            </w:r>
-          </w:p>
-        </w:tc>
-      </w:tr>
-      <w:tr>
-        <w:tc>
-          <w:tcPr>
-            <w:tcW w:type="dxa" w:w="964"/>
-          </w:tcPr>
-          <w:p>
-            <w:r>
-              <w:rPr>
-                <w:b/>
-                <w:i w:val="0"/>
-                <w:color w:val="EA580C"/>
-                <w:sz w:val="16"/>
-              </w:rPr>
-              <w:t>Moyenne</w:t>
-            </w:r>
-          </w:p>
-        </w:tc>
-        <w:tc>
-          <w:tcPr>
-            <w:tcW w:type="dxa" w:w="1247"/>
-          </w:tcPr>
-          <w:p>
-            <w:r>
-              <w:rPr>
-                <w:b/>
-                <w:i w:val="0"/>
-                <w:sz w:val="16"/>
-              </w:rPr>
-              <w:t>S01</w:t>
-              <w:br/>
-            </w:r>
-            <w:r>
-              <w:rPr>
-                <w:b w:val="0"/>
-                <w:i w:val="0"/>
-                <w:color w:val="64748B"/>
-                <w:sz w:val="14"/>
-              </w:rPr>
-              <w:t>Démographie</w:t>
-            </w:r>
-          </w:p>
-        </w:tc>
-        <w:tc>
-          <w:tcPr>
-            <w:tcW w:type="dxa" w:w="1531"/>
-          </w:tcPr>
-          <w:p>
-            <w:r>
-              <w:rPr>
-                <w:b/>
-                <w:i w:val="0"/>
-                <w:color w:val="16A34A"/>
-                <w:sz w:val="16"/>
-              </w:rPr>
-              <w:t>s01q10_1</w:t>
-            </w:r>
-          </w:p>
-        </w:tc>
-        <w:tc>
-          <w:tcPr>
-            <w:tcW w:type="dxa" w:w="1191"/>
-          </w:tcPr>
-          <w:p>
-            <w:r>
-              <w:rPr>
-                <w:b w:val="0"/>
-                <w:i w:val="0"/>
-                <w:color w:val="64748B"/>
-                <w:sz w:val="16"/>
-              </w:rPr>
-              <w:t>GT-CQ</w:t>
-            </w:r>
-          </w:p>
-        </w:tc>
-        <w:tc>
-          <w:tcPr>
-            <w:tcW w:type="dxa" w:w="4706"/>
-          </w:tcPr>
-          <w:p>
-            <w:r>
-              <w:rPr>
-                <w:b w:val="0"/>
-                <w:i w:val="0"/>
-                <w:sz w:val="17"/>
-              </w:rPr>
-              <w:t>La taille du ménage lors de l'enquête principale (15) de ce ménage est inférieur à la taille du denombrement (18), prière de fournir des explications concrètes ou aller revisiter le ménage.</w:t>
-            </w:r>
-          </w:p>
-        </w:tc>
-      </w:tr>
-      <w:tr>
-        <w:tc>
-          <w:tcPr>
-            <w:tcW w:type="dxa" w:w="964"/>
-          </w:tcPr>
-          <w:p>
-            <w:r>
-              <w:rPr>
-                <w:b/>
-                <w:i w:val="0"/>
-                <w:color w:val="EA580C"/>
-                <w:sz w:val="16"/>
-              </w:rPr>
-              <w:t>Moyenne</w:t>
-            </w:r>
-          </w:p>
-        </w:tc>
-        <w:tc>
-          <w:tcPr>
-            <w:tcW w:type="dxa" w:w="1247"/>
-          </w:tcPr>
-          <w:p>
-            <w:r>
-              <w:rPr>
-                <w:b/>
-                <w:i w:val="0"/>
-                <w:sz w:val="16"/>
-              </w:rPr>
-              <w:t>S02</w:t>
-              <w:br/>
-            </w:r>
-            <w:r>
-              <w:rPr>
-                <w:b w:val="0"/>
-                <w:i w:val="0"/>
-                <w:color w:val="64748B"/>
-                <w:sz w:val="14"/>
-              </w:rPr>
-              <w:t>Éducation</w:t>
-            </w:r>
-          </w:p>
-        </w:tc>
-        <w:tc>
-          <w:tcPr>
-            <w:tcW w:type="dxa" w:w="1531"/>
-          </w:tcPr>
-          <w:p>
-            <w:r>
-              <w:rPr>
-                <w:b/>
-                <w:i w:val="0"/>
-                <w:color w:val="16A34A"/>
-                <w:sz w:val="16"/>
-              </w:rPr>
-              <w:t>—</w:t>
-            </w:r>
-          </w:p>
-        </w:tc>
-        <w:tc>
-          <w:tcPr>
-            <w:tcW w:type="dxa" w:w="1191"/>
-          </w:tcPr>
-          <w:p>
-            <w:r>
-              <w:rPr>
-                <w:b w:val="0"/>
-                <w:i w:val="0"/>
-                <w:color w:val="64748B"/>
-                <w:sz w:val="16"/>
-              </w:rPr>
-              <w:t>GT-CQ</w:t>
-            </w:r>
-          </w:p>
-        </w:tc>
-        <w:tc>
-          <w:tcPr>
-            <w:tcW w:type="dxa" w:w="4706"/>
-          </w:tcPr>
-          <w:p>
-            <w:r>
-              <w:rPr>
-                <w:b w:val="0"/>
-                <w:i w:val="0"/>
-                <w:sz w:val="17"/>
-              </w:rPr>
-              <w:t>veuillez, s'il vous plait, confirmer les frais de scolarité ( 1500 FCFA) payée de ADAMA NGOM avec le QG ou apporter les corrections nécessaires.</w:t>
-            </w:r>
-          </w:p>
-        </w:tc>
-      </w:tr>
-      <w:tr>
-        <w:tc>
-          <w:tcPr>
-            <w:tcW w:type="dxa" w:w="964"/>
-          </w:tcPr>
-          <w:p>
-            <w:r>
-              <w:rPr>
-                <w:b/>
-                <w:i w:val="0"/>
-                <w:color w:val="EA580C"/>
-                <w:sz w:val="16"/>
-              </w:rPr>
-              <w:t>Moyenne</w:t>
-            </w:r>
-          </w:p>
-        </w:tc>
-        <w:tc>
-          <w:tcPr>
-            <w:tcW w:type="dxa" w:w="1247"/>
-          </w:tcPr>
-          <w:p>
-            <w:r>
-              <w:rPr>
-                <w:b/>
-                <w:i w:val="0"/>
-                <w:sz w:val="16"/>
-              </w:rPr>
-              <w:t>S02</w:t>
-              <w:br/>
-            </w:r>
-            <w:r>
-              <w:rPr>
-                <w:b w:val="0"/>
-                <w:i w:val="0"/>
-                <w:color w:val="64748B"/>
-                <w:sz w:val="14"/>
-              </w:rPr>
-              <w:t>Éducation</w:t>
-            </w:r>
-          </w:p>
-        </w:tc>
-        <w:tc>
-          <w:tcPr>
-            <w:tcW w:type="dxa" w:w="1531"/>
-          </w:tcPr>
-          <w:p>
-            <w:r>
-              <w:rPr>
-                <w:b/>
-                <w:i w:val="0"/>
-                <w:color w:val="16A34A"/>
-                <w:sz w:val="16"/>
-              </w:rPr>
-              <w:t>—</w:t>
-            </w:r>
-          </w:p>
-        </w:tc>
-        <w:tc>
-          <w:tcPr>
-            <w:tcW w:type="dxa" w:w="1191"/>
-          </w:tcPr>
-          <w:p>
-            <w:r>
-              <w:rPr>
-                <w:b w:val="0"/>
-                <w:i w:val="0"/>
-                <w:color w:val="64748B"/>
-                <w:sz w:val="16"/>
-              </w:rPr>
-              <w:t>GT-CQ</w:t>
-            </w:r>
-          </w:p>
-        </w:tc>
-        <w:tc>
-          <w:tcPr>
-            <w:tcW w:type="dxa" w:w="4706"/>
-          </w:tcPr>
-          <w:p>
-            <w:r>
-              <w:rPr>
-                <w:b w:val="0"/>
-                <w:i w:val="0"/>
-                <w:sz w:val="17"/>
-              </w:rPr>
-              <w:t>veuillez, s'il vous plait, confirmer les frais de scolarité ( 1500 FCFA) payée de AMY NDEB NDIAYE avec le QG ou apporter les corrections nécessaires.</w:t>
-            </w:r>
-          </w:p>
-        </w:tc>
-      </w:tr>
-      <w:tr>
-        <w:tc>
-          <w:tcPr>
-            <w:tcW w:type="dxa" w:w="964"/>
-          </w:tcPr>
-          <w:p>
-            <w:r>
-              <w:rPr>
-                <w:b/>
-                <w:i w:val="0"/>
-                <w:color w:val="EA580C"/>
-                <w:sz w:val="16"/>
-              </w:rPr>
-              <w:t>Moyenne</w:t>
-            </w:r>
-          </w:p>
-        </w:tc>
-        <w:tc>
-          <w:tcPr>
-            <w:tcW w:type="dxa" w:w="1247"/>
-          </w:tcPr>
-          <w:p>
-            <w:r>
-              <w:rPr>
-                <w:b/>
-                <w:i w:val="0"/>
-                <w:sz w:val="16"/>
-              </w:rPr>
-              <w:t>S02</w:t>
-              <w:br/>
-            </w:r>
-            <w:r>
-              <w:rPr>
-                <w:b w:val="0"/>
-                <w:i w:val="0"/>
-                <w:color w:val="64748B"/>
-                <w:sz w:val="14"/>
-              </w:rPr>
-              <w:t>Éducation</w:t>
-            </w:r>
-          </w:p>
-        </w:tc>
-        <w:tc>
-          <w:tcPr>
-            <w:tcW w:type="dxa" w:w="1531"/>
-          </w:tcPr>
-          <w:p>
-            <w:r>
-              <w:rPr>
-                <w:b/>
-                <w:i w:val="0"/>
-                <w:color w:val="16A34A"/>
-                <w:sz w:val="16"/>
-              </w:rPr>
-              <w:t>—</w:t>
-            </w:r>
-          </w:p>
-        </w:tc>
-        <w:tc>
-          <w:tcPr>
-            <w:tcW w:type="dxa" w:w="1191"/>
-          </w:tcPr>
-          <w:p>
-            <w:r>
-              <w:rPr>
-                <w:b w:val="0"/>
-                <w:i w:val="0"/>
-                <w:color w:val="64748B"/>
-                <w:sz w:val="16"/>
-              </w:rPr>
-              <w:t>GT-CQ</w:t>
-            </w:r>
-          </w:p>
-        </w:tc>
-        <w:tc>
-          <w:tcPr>
-            <w:tcW w:type="dxa" w:w="4706"/>
-          </w:tcPr>
-          <w:p>
-            <w:r>
-              <w:rPr>
-                <w:b w:val="0"/>
-                <w:i w:val="0"/>
-                <w:sz w:val="17"/>
-              </w:rPr>
-              <w:t>veuillez, s'il vous plait, confirmer les frais de scolarité ( 6000 FCFA) payée de DJIBRIL  NGOM avec le QG ou apporter les corrections nécessaires.</w:t>
-            </w:r>
-          </w:p>
-        </w:tc>
-      </w:tr>
-      <w:tr>
-        <w:tc>
-          <w:tcPr>
-            <w:tcW w:type="dxa" w:w="964"/>
-          </w:tcPr>
-          <w:p>
-            <w:r>
-              <w:rPr>
-                <w:b/>
-                <w:i w:val="0"/>
-                <w:color w:val="EA580C"/>
-                <w:sz w:val="16"/>
-              </w:rPr>
-              <w:t>Moyenne</w:t>
-            </w:r>
-          </w:p>
-        </w:tc>
-        <w:tc>
-          <w:tcPr>
-            <w:tcW w:type="dxa" w:w="1247"/>
-          </w:tcPr>
-          <w:p>
-            <w:r>
-              <w:rPr>
-                <w:b/>
-                <w:i w:val="0"/>
-                <w:sz w:val="16"/>
-              </w:rPr>
-              <w:t>S02</w:t>
-              <w:br/>
-            </w:r>
-            <w:r>
-              <w:rPr>
-                <w:b w:val="0"/>
-                <w:i w:val="0"/>
-                <w:color w:val="64748B"/>
-                <w:sz w:val="14"/>
-              </w:rPr>
-              <w:t>Éducation</w:t>
-            </w:r>
-          </w:p>
-        </w:tc>
-        <w:tc>
-          <w:tcPr>
-            <w:tcW w:type="dxa" w:w="1531"/>
-          </w:tcPr>
-          <w:p>
-            <w:r>
-              <w:rPr>
-                <w:b/>
-                <w:i w:val="0"/>
-                <w:color w:val="16A34A"/>
-                <w:sz w:val="16"/>
-              </w:rPr>
-              <w:t>—</w:t>
-            </w:r>
-          </w:p>
-        </w:tc>
-        <w:tc>
-          <w:tcPr>
-            <w:tcW w:type="dxa" w:w="1191"/>
-          </w:tcPr>
-          <w:p>
-            <w:r>
-              <w:rPr>
-                <w:b w:val="0"/>
-                <w:i w:val="0"/>
-                <w:color w:val="64748B"/>
-                <w:sz w:val="16"/>
-              </w:rPr>
-              <w:t>GT-CQ</w:t>
-            </w:r>
-          </w:p>
-        </w:tc>
-        <w:tc>
-          <w:tcPr>
-            <w:tcW w:type="dxa" w:w="4706"/>
-          </w:tcPr>
-          <w:p>
-            <w:r>
-              <w:rPr>
-                <w:b w:val="0"/>
-                <w:i w:val="0"/>
-                <w:sz w:val="17"/>
-              </w:rPr>
               <w:t>Prière de corriger ou confirmer cette information avec le QG.</w:t>
-            </w:r>
-          </w:p>
-        </w:tc>
-      </w:tr>
-      <w:tr>
-        <w:tc>
-          <w:tcPr>
-            <w:tcW w:type="dxa" w:w="964"/>
-          </w:tcPr>
-          <w:p>
-            <w:r>
-              <w:rPr>
-                <w:b/>
-                <w:i w:val="0"/>
-                <w:color w:val="EA580C"/>
-                <w:sz w:val="16"/>
-              </w:rPr>
-              <w:t>Moyenne</w:t>
-            </w:r>
-          </w:p>
-        </w:tc>
-        <w:tc>
-          <w:tcPr>
-            <w:tcW w:type="dxa" w:w="1247"/>
-          </w:tcPr>
-          <w:p>
-            <w:r>
-              <w:rPr>
-                <w:b/>
-                <w:i w:val="0"/>
-                <w:sz w:val="16"/>
-              </w:rPr>
-              <w:t>S02</w:t>
-              <w:br/>
-            </w:r>
-            <w:r>
-              <w:rPr>
-                <w:b w:val="0"/>
-                <w:i w:val="0"/>
-                <w:color w:val="64748B"/>
-                <w:sz w:val="14"/>
-              </w:rPr>
-              <w:t>Éducation</w:t>
-            </w:r>
-          </w:p>
-        </w:tc>
-        <w:tc>
-          <w:tcPr>
-            <w:tcW w:type="dxa" w:w="1531"/>
-          </w:tcPr>
-          <w:p>
-            <w:r>
-              <w:rPr>
-                <w:b/>
-                <w:i w:val="0"/>
-                <w:color w:val="16A34A"/>
-                <w:sz w:val="16"/>
-              </w:rPr>
-              <w:t>—</w:t>
-            </w:r>
-          </w:p>
-        </w:tc>
-        <w:tc>
-          <w:tcPr>
-            <w:tcW w:type="dxa" w:w="1191"/>
-          </w:tcPr>
-          <w:p>
-            <w:r>
-              <w:rPr>
-                <w:b w:val="0"/>
-                <w:i w:val="0"/>
-                <w:color w:val="64748B"/>
-                <w:sz w:val="16"/>
-              </w:rPr>
-              <w:t>GT-CQ</w:t>
-            </w:r>
-          </w:p>
-        </w:tc>
-        <w:tc>
-          <w:tcPr>
-            <w:tcW w:type="dxa" w:w="4706"/>
-          </w:tcPr>
-          <w:p>
-            <w:r>
-              <w:rPr>
-                <w:b w:val="0"/>
-                <w:i w:val="0"/>
-                <w:sz w:val="17"/>
-              </w:rPr>
-              <w:t>veuillez, s'il vous plait, confirmer les frais de scolarité ( 6000 FCFA) payée de KARIM NGOM avec le QG ou apporter les corrections nécessaires.</w:t>
-            </w:r>
-          </w:p>
-        </w:tc>
-      </w:tr>
-      <w:tr>
-        <w:tc>
-          <w:tcPr>
-            <w:tcW w:type="dxa" w:w="964"/>
-          </w:tcPr>
-          <w:p>
-            <w:r>
-              <w:rPr>
-                <w:b/>
-                <w:i w:val="0"/>
-                <w:color w:val="EA580C"/>
-                <w:sz w:val="16"/>
-              </w:rPr>
-              <w:t>Moyenne</w:t>
-            </w:r>
-          </w:p>
-        </w:tc>
-        <w:tc>
-          <w:tcPr>
-            <w:tcW w:type="dxa" w:w="1247"/>
-          </w:tcPr>
-          <w:p>
-            <w:r>
-              <w:rPr>
-                <w:b/>
-                <w:i w:val="0"/>
-                <w:sz w:val="16"/>
-              </w:rPr>
-              <w:t>S02</w:t>
-              <w:br/>
-            </w:r>
-            <w:r>
-              <w:rPr>
-                <w:b w:val="0"/>
-                <w:i w:val="0"/>
-                <w:color w:val="64748B"/>
-                <w:sz w:val="14"/>
-              </w:rPr>
-              <w:t>Éducation</w:t>
-            </w:r>
-          </w:p>
-        </w:tc>
-        <w:tc>
-          <w:tcPr>
-            <w:tcW w:type="dxa" w:w="1531"/>
-          </w:tcPr>
-          <w:p>
-            <w:r>
-              <w:rPr>
-                <w:b/>
-                <w:i w:val="0"/>
-                <w:color w:val="16A34A"/>
-                <w:sz w:val="16"/>
-              </w:rPr>
-              <w:t>—</w:t>
-            </w:r>
-          </w:p>
-        </w:tc>
-        <w:tc>
-          <w:tcPr>
-            <w:tcW w:type="dxa" w:w="1191"/>
-          </w:tcPr>
-          <w:p>
-            <w:r>
-              <w:rPr>
-                <w:b w:val="0"/>
-                <w:i w:val="0"/>
-                <w:color w:val="64748B"/>
-                <w:sz w:val="16"/>
-              </w:rPr>
-              <w:t>GT-CQ</w:t>
-            </w:r>
-          </w:p>
-        </w:tc>
-        <w:tc>
-          <w:tcPr>
-            <w:tcW w:type="dxa" w:w="4706"/>
-          </w:tcPr>
-          <w:p>
-            <w:r>
-              <w:rPr>
-                <w:b w:val="0"/>
-                <w:i w:val="0"/>
-                <w:sz w:val="17"/>
-              </w:rPr>
-              <w:t>Prière de régarder les questions 2.13 et 2.33 auprès de l'enquêté.</w:t>
             </w:r>
           </w:p>
         </w:tc>
